--- a/3_ОТЧЁТЫ/2026-09-15/(Даниил) Аналитическая_записка_2026-09-15_данные_по_11.09.docx
+++ b/3_ОТЧЁТЫ/2026-09-15/(Даниил) Аналитическая_записка_2026-09-15_данные_по_11.09.docx
@@ -197,7 +197,7 @@
                 <w:b/>
                 <w:sz w:val="21"/>
               </w:rPr>
-              <w:t>5 955 SKU, 41,75 млн руб. запаса</w:t>
+              <w:t>5 867 SKU, 41,06 млн руб. запаса</w:t>
             </w:r>
           </w:p>
         </w:tc>
@@ -370,7 +370,7 @@
                 <w:color w:val="1F3864"/>
                 <w:sz w:val="21"/>
               </w:rPr>
-              <w:t>Каждый рубль запаса приносит 1,02 руб. валовой прибыли в год при стоимости владения 0,57 руб. Портфель окупается, но запас прочности небольшой.</w:t>
+              <w:t>Каждый рубль запаса приносит 1,00 руб. валовой прибыли в год при стоимости владения 0,57 руб. Портфель окупается, но запас прочности небольшой.</w:t>
             </w:r>
           </w:p>
         </w:tc>
@@ -487,7 +487,7 @@
                 <w:rFonts w:ascii="Arial" w:hAnsi="Arial"/>
                 <w:sz w:val="18"/>
               </w:rPr>
-              <w:t>41,75 млн ₽</w:t>
+              <w:t>41,06 млн ₽</w:t>
             </w:r>
           </w:p>
         </w:tc>
@@ -505,7 +505,7 @@
                 <w:rFonts w:ascii="Arial" w:hAnsi="Arial"/>
                 <w:sz w:val="18"/>
               </w:rPr>
-              <w:t>из них 7,12 млн ₽ не продаётся вовсе</w:t>
+              <w:t>из них 6,84 млн ₽ не продаётся вовсе</w:t>
             </w:r>
           </w:p>
         </w:tc>
@@ -540,7 +540,7 @@
                 <w:rFonts w:ascii="Arial" w:hAnsi="Arial"/>
                 <w:sz w:val="18"/>
               </w:rPr>
-              <w:t>24,0 %</w:t>
+              <w:t>23,9 %</w:t>
             </w:r>
           </w:p>
         </w:tc>
@@ -558,7 +558,7 @@
                 <w:rFonts w:ascii="Arial" w:hAnsi="Arial"/>
                 <w:sz w:val="18"/>
               </w:rPr>
-              <w:t>недополучено 3,26 млн ₽ оборота</w:t>
+              <w:t>недополучено 3,23 млн ₽ оборота</w:t>
             </w:r>
           </w:p>
         </w:tc>
@@ -593,7 +593,7 @@
                 <w:rFonts w:ascii="Arial" w:hAnsi="Arial"/>
                 <w:sz w:val="18"/>
               </w:rPr>
-              <w:t>10,97 млн ₽</w:t>
+              <w:t>10,64 млн ₽</w:t>
             </w:r>
           </w:p>
         </w:tc>
@@ -611,7 +611,7 @@
                 <w:rFonts w:ascii="Arial" w:hAnsi="Arial"/>
                 <w:sz w:val="18"/>
               </w:rPr>
-              <w:t>плюс 5,60 млн ₽/год экономии на хранении</w:t>
+              <w:t>плюс 5,51 млн ₽/год экономии на хранении</w:t>
             </w:r>
           </w:p>
         </w:tc>
@@ -655,7 +655,7 @@
                 <w:color w:val="C00000"/>
                 <w:sz w:val="21"/>
               </w:rPr>
-              <w:t>Если не делать ничего, за квартал потеряем 2,54 млн ₽: 2,26 млн на содержании ненужного запаса и 0,28 млн упущенной прибыли на дефиците. При этом 10,33 млн ₽ остаются замороженными.</w:t>
+              <w:t>Если не делать ничего, за квартал потеряем 2,49 млн ₽: 2,21 млн на содержании ненужного запаса и 0,28 млн упущенной прибыли на дефиците. При этом 10,06 млн ₽ остаются замороженными.</w:t>
             </w:r>
           </w:p>
         </w:tc>
@@ -849,7 +849,7 @@
                 <w:rFonts w:ascii="Arial" w:hAnsi="Arial"/>
                 <w:sz w:val="18"/>
               </w:rPr>
-              <w:t>100,22</w:t>
+              <w:t>95,14</w:t>
             </w:r>
           </w:p>
         </w:tc>
@@ -869,7 +869,7 @@
                 <w:color w:val="C00000"/>
                 <w:sz w:val="18"/>
               </w:rPr>
-              <w:t>−28,76</w:t>
+              <w:t>−33,85</w:t>
             </w:r>
           </w:p>
         </w:tc>
@@ -887,7 +887,7 @@
                 <w:rFonts w:ascii="Arial" w:hAnsi="Arial"/>
                 <w:sz w:val="18"/>
               </w:rPr>
-              <w:t>77,7 %</w:t>
+              <w:t>73,8 %</w:t>
             </w:r>
           </w:p>
         </w:tc>
@@ -940,7 +940,7 @@
                 <w:rFonts w:ascii="Arial" w:hAnsi="Arial"/>
                 <w:sz w:val="18"/>
               </w:rPr>
-              <w:t>100,22</w:t>
+              <w:t>95,14</w:t>
             </w:r>
           </w:p>
         </w:tc>
@@ -960,7 +960,7 @@
                 <w:color w:val="C00000"/>
                 <w:sz w:val="18"/>
               </w:rPr>
-              <w:t>−42,32</w:t>
+              <w:t>−47,40</w:t>
             </w:r>
           </w:p>
         </w:tc>
@@ -978,7 +978,7 @@
                 <w:rFonts w:ascii="Arial" w:hAnsi="Arial"/>
                 <w:sz w:val="18"/>
               </w:rPr>
-              <w:t>70,3 %</w:t>
+              <w:t>66,7 %</w:t>
             </w:r>
           </w:p>
         </w:tc>
@@ -1031,7 +1031,7 @@
                 <w:rFonts w:ascii="Arial" w:hAnsi="Arial"/>
                 <w:sz w:val="18"/>
               </w:rPr>
-              <w:t>100,22</w:t>
+              <w:t>95,14</w:t>
             </w:r>
           </w:p>
         </w:tc>
@@ -1051,7 +1051,7 @@
                 <w:color w:val="C00000"/>
                 <w:sz w:val="18"/>
               </w:rPr>
-              <w:t>−32,88</w:t>
+              <w:t>−37,96</w:t>
             </w:r>
           </w:p>
         </w:tc>
@@ -1069,7 +1069,7 @@
                 <w:rFonts w:ascii="Arial" w:hAnsi="Arial"/>
                 <w:sz w:val="18"/>
               </w:rPr>
-              <w:t>75,3 %</w:t>
+              <w:t>71,5 %</w:t>
             </w:r>
           </w:p>
         </w:tc>
@@ -1128,7 +1128,7 @@
                 <w:color w:val="C00000"/>
                 <w:sz w:val="21"/>
               </w:rPr>
-              <w:t>План выполнен на 77,7 %. Отставание 28,76 млн ₽ за 8 месяцев — это главный вопрос, на который отвечает вся остальная записка.</w:t>
+              <w:t>План выполнен на 73,8 %. Отставание 33,85 млн ₽ за 8 месяцев — это главный вопрос, на который отвечает вся остальная записка.</w:t>
             </w:r>
           </w:p>
         </w:tc>
@@ -1165,7 +1165,7 @@
           <w:i w:val="0"/>
           <w:sz w:val="21"/>
         </w:rPr>
-        <w:t>За те же 8 месяцев: 104,03 млн ₽ в прошлом году против 100,22 млн ₽ в этом — -3,7 %.</w:t>
+        <w:t>За те же 8 месяцев: 104,03 млн ₽ в прошлом году против 95,14 млн ₽ в этом — -8,5 %.</w:t>
       </w:r>
     </w:p>
     <w:p>
@@ -1181,7 +1181,7 @@
           <w:color w:val="6B7280"/>
           <w:sz w:val="18"/>
         </w:rPr>
-        <w:t>Сравнение возможно только по периметру целиком: между годами товар переразнесли по направлениям (доля отдельных направлений сдвинулась до 78 п.п.). Сопоставлять направления год к году — сравнивать разные наборы товара. Как именно переразнесли — лист «0e.Сдвиг структуры».</w:t>
+        <w:t>Сравнение возможно только по периметру целиком: между годами товар переразнесли по направлениям (доля отдельных направлений сдвинулась до 81 п.п.). Сопоставлять направления год к году — сравнивать разные наборы товара. Как именно переразнесли — лист «0e.Сдвиг структуры».</w:t>
       </w:r>
     </w:p>
     <w:p>
@@ -1367,7 +1367,7 @@
                 <w:rFonts w:ascii="Arial" w:hAnsi="Arial"/>
                 <w:sz w:val="17"/>
               </w:rPr>
-              <w:t>3,26</w:t>
+              <w:t>3,23</w:t>
             </w:r>
           </w:p>
         </w:tc>
@@ -1438,7 +1438,7 @@
                 <w:rFonts w:ascii="Arial" w:hAnsi="Arial"/>
                 <w:sz w:val="17"/>
               </w:rPr>
-              <w:t>4,94</w:t>
+              <w:t>4,91</w:t>
             </w:r>
           </w:p>
         </w:tc>
@@ -1456,7 +1456,7 @@
                 <w:rFonts w:ascii="Arial" w:hAnsi="Arial"/>
                 <w:sz w:val="17"/>
               </w:rPr>
-              <w:t>2,85</w:t>
+              <w:t>2,82</w:t>
             </w:r>
           </w:p>
         </w:tc>
@@ -1527,7 +1527,7 @@
                 <w:rFonts w:ascii="Arial" w:hAnsi="Arial"/>
                 <w:sz w:val="17"/>
               </w:rPr>
-              <w:t>5,39</w:t>
+              <w:t>5,15</w:t>
             </w:r>
           </w:p>
         </w:tc>
@@ -1545,7 +1545,7 @@
                 <w:rFonts w:ascii="Arial" w:hAnsi="Arial"/>
                 <w:sz w:val="17"/>
               </w:rPr>
-              <w:t>2,75</w:t>
+              <w:t>2,69</w:t>
             </w:r>
           </w:p>
         </w:tc>
@@ -1819,7 +1819,7 @@
                 <w:rFonts w:ascii="Arial" w:hAnsi="Arial"/>
                 <w:sz w:val="17"/>
               </w:rPr>
-              <w:t>41,75 млн</w:t>
+              <w:t>41,06 млн</w:t>
             </w:r>
           </w:p>
         </w:tc>
@@ -1837,7 +1837,7 @@
                 <w:rFonts w:ascii="Arial" w:hAnsi="Arial"/>
                 <w:sz w:val="17"/>
               </w:rPr>
-              <w:t>-1,66 млн</w:t>
+              <w:t>-2,35 млн</w:t>
             </w:r>
           </w:p>
         </w:tc>
@@ -1909,7 +1909,7 @@
                 <w:rFonts w:ascii="Arial" w:hAnsi="Arial"/>
                 <w:sz w:val="17"/>
               </w:rPr>
-              <w:t>107,36 млн</w:t>
+              <w:t>102,04 млн</w:t>
             </w:r>
           </w:p>
         </w:tc>
@@ -1927,7 +1927,189 @@
                 <w:rFonts w:ascii="Arial" w:hAnsi="Arial"/>
                 <w:sz w:val="17"/>
               </w:rPr>
-              <w:t>+2,35 млн</w:t>
+              <w:t>-2,97 млн</w:t>
+            </w:r>
+          </w:p>
+        </w:tc>
+        <w:tc>
+          <w:tcPr>
+            <w:tcW w:type="dxa" w:w="1247"/>
+          </w:tcPr>
+          <w:p>
+            <w:pPr>
+              <w:jc w:val="right"/>
+            </w:pPr>
+            <w:r/>
+            <w:r>
+              <w:rPr>
+                <w:rFonts w:ascii="Arial" w:hAnsi="Arial"/>
+                <w:b/>
+                <w:color w:val="C00000"/>
+                <w:sz w:val="17"/>
+              </w:rPr>
+              <w:t>хуже</w:t>
+            </w:r>
+          </w:p>
+        </w:tc>
+      </w:tr>
+      <w:tr>
+        <w:tc>
+          <w:tcPr>
+            <w:tcW w:type="dxa" w:w="3061"/>
+          </w:tcPr>
+          <w:p>
+            <w:r/>
+            <w:r>
+              <w:rPr>
+                <w:rFonts w:ascii="Arial" w:hAnsi="Arial"/>
+                <w:sz w:val="17"/>
+              </w:rPr>
+              <w:t>Валовая прибыль, ₽</w:t>
+            </w:r>
+          </w:p>
+        </w:tc>
+        <w:tc>
+          <w:tcPr>
+            <w:tcW w:type="dxa" w:w="1587"/>
+          </w:tcPr>
+          <w:p>
+            <w:pPr>
+              <w:jc w:val="right"/>
+            </w:pPr>
+            <w:r/>
+            <w:r>
+              <w:rPr>
+                <w:rFonts w:ascii="Arial" w:hAnsi="Arial"/>
+                <w:sz w:val="17"/>
+              </w:rPr>
+              <w:t>27,07 млн</w:t>
+            </w:r>
+          </w:p>
+        </w:tc>
+        <w:tc>
+          <w:tcPr>
+            <w:tcW w:type="dxa" w:w="1587"/>
+          </w:tcPr>
+          <w:p>
+            <w:pPr>
+              <w:jc w:val="right"/>
+            </w:pPr>
+            <w:r/>
+            <w:r>
+              <w:rPr>
+                <w:rFonts w:ascii="Arial" w:hAnsi="Arial"/>
+                <w:sz w:val="17"/>
+              </w:rPr>
+              <w:t>26,45 млн</w:t>
+            </w:r>
+          </w:p>
+        </w:tc>
+        <w:tc>
+          <w:tcPr>
+            <w:tcW w:type="dxa" w:w="1587"/>
+          </w:tcPr>
+          <w:p>
+            <w:pPr>
+              <w:jc w:val="right"/>
+            </w:pPr>
+            <w:r/>
+            <w:r>
+              <w:rPr>
+                <w:rFonts w:ascii="Arial" w:hAnsi="Arial"/>
+                <w:sz w:val="17"/>
+              </w:rPr>
+              <w:t>-0,62 млн</w:t>
+            </w:r>
+          </w:p>
+        </w:tc>
+        <w:tc>
+          <w:tcPr>
+            <w:tcW w:type="dxa" w:w="1247"/>
+          </w:tcPr>
+          <w:p>
+            <w:pPr>
+              <w:jc w:val="right"/>
+            </w:pPr>
+            <w:r/>
+            <w:r>
+              <w:rPr>
+                <w:rFonts w:ascii="Arial" w:hAnsi="Arial"/>
+                <w:b/>
+                <w:color w:val="C00000"/>
+                <w:sz w:val="17"/>
+              </w:rPr>
+              <w:t>хуже</w:t>
+            </w:r>
+          </w:p>
+        </w:tc>
+      </w:tr>
+      <w:tr>
+        <w:tc>
+          <w:tcPr>
+            <w:tcW w:type="dxa" w:w="3061"/>
+          </w:tcPr>
+          <w:p>
+            <w:r/>
+            <w:r>
+              <w:rPr>
+                <w:rFonts w:ascii="Arial" w:hAnsi="Arial"/>
+                <w:sz w:val="17"/>
+              </w:rPr>
+              <w:t>Маржа, %</w:t>
+            </w:r>
+          </w:p>
+        </w:tc>
+        <w:tc>
+          <w:tcPr>
+            <w:tcW w:type="dxa" w:w="1587"/>
+          </w:tcPr>
+          <w:p>
+            <w:pPr>
+              <w:jc w:val="right"/>
+            </w:pPr>
+            <w:r/>
+            <w:r>
+              <w:rPr>
+                <w:rFonts w:ascii="Arial" w:hAnsi="Arial"/>
+                <w:sz w:val="17"/>
+              </w:rPr>
+              <w:t>25,8 %</w:t>
+            </w:r>
+          </w:p>
+        </w:tc>
+        <w:tc>
+          <w:tcPr>
+            <w:tcW w:type="dxa" w:w="1587"/>
+          </w:tcPr>
+          <w:p>
+            <w:pPr>
+              <w:jc w:val="right"/>
+            </w:pPr>
+            <w:r/>
+            <w:r>
+              <w:rPr>
+                <w:rFonts w:ascii="Arial" w:hAnsi="Arial"/>
+                <w:sz w:val="17"/>
+              </w:rPr>
+              <w:t>25,9 %</w:t>
+            </w:r>
+          </w:p>
+        </w:tc>
+        <w:tc>
+          <w:tcPr>
+            <w:tcW w:type="dxa" w:w="1587"/>
+          </w:tcPr>
+          <w:p>
+            <w:pPr>
+              <w:jc w:val="right"/>
+            </w:pPr>
+            <w:r/>
+            <w:r>
+              <w:rPr>
+                <w:rFonts w:ascii="Arial" w:hAnsi="Arial"/>
+                <w:sz w:val="17"/>
+              </w:rPr>
+              <w:t>+0,1 %</w:t>
             </w:r>
           </w:p>
         </w:tc>
@@ -1963,7 +2145,7 @@
                 <w:rFonts w:ascii="Arial" w:hAnsi="Arial"/>
                 <w:sz w:val="17"/>
               </w:rPr>
-              <w:t>Валовая прибыль, ₽</w:t>
+              <w:t>Прибыль за вычетом содержания, ₽/год</w:t>
             </w:r>
           </w:p>
         </w:tc>
@@ -1981,7 +2163,7 @@
                 <w:rFonts w:ascii="Arial" w:hAnsi="Arial"/>
                 <w:sz w:val="17"/>
               </w:rPr>
-              <w:t>27,07 млн</w:t>
+              <w:t>17,74 млн</w:t>
             </w:r>
           </w:p>
         </w:tc>
@@ -1999,7 +2181,7 @@
                 <w:rFonts w:ascii="Arial" w:hAnsi="Arial"/>
                 <w:sz w:val="17"/>
               </w:rPr>
-              <w:t>27,60 млн</w:t>
+              <w:t>16,49 млн</w:t>
             </w:r>
           </w:p>
         </w:tc>
@@ -2017,97 +2199,7 @@
                 <w:rFonts w:ascii="Arial" w:hAnsi="Arial"/>
                 <w:sz w:val="17"/>
               </w:rPr>
-              <w:t>+0,54 млн</w:t>
-            </w:r>
-          </w:p>
-        </w:tc>
-        <w:tc>
-          <w:tcPr>
-            <w:tcW w:type="dxa" w:w="1247"/>
-          </w:tcPr>
-          <w:p>
-            <w:pPr>
-              <w:jc w:val="right"/>
-            </w:pPr>
-            <w:r/>
-            <w:r>
-              <w:rPr>
-                <w:rFonts w:ascii="Arial" w:hAnsi="Arial"/>
-                <w:color w:val="00713C"/>
-                <w:sz w:val="17"/>
-              </w:rPr>
-              <w:t>лучше</w:t>
-            </w:r>
-          </w:p>
-        </w:tc>
-      </w:tr>
-      <w:tr>
-        <w:tc>
-          <w:tcPr>
-            <w:tcW w:type="dxa" w:w="3061"/>
-          </w:tcPr>
-          <w:p>
-            <w:r/>
-            <w:r>
-              <w:rPr>
-                <w:rFonts w:ascii="Arial" w:hAnsi="Arial"/>
-                <w:sz w:val="17"/>
-              </w:rPr>
-              <w:t>Упущенные продажи, ₽</w:t>
-            </w:r>
-          </w:p>
-        </w:tc>
-        <w:tc>
-          <w:tcPr>
-            <w:tcW w:type="dxa" w:w="1587"/>
-          </w:tcPr>
-          <w:p>
-            <w:pPr>
-              <w:jc w:val="right"/>
-            </w:pPr>
-            <w:r/>
-            <w:r>
-              <w:rPr>
-                <w:rFonts w:ascii="Arial" w:hAnsi="Arial"/>
-                <w:sz w:val="17"/>
-              </w:rPr>
-              <w:t>3,19 млн</w:t>
-            </w:r>
-          </w:p>
-        </w:tc>
-        <w:tc>
-          <w:tcPr>
-            <w:tcW w:type="dxa" w:w="1587"/>
-          </w:tcPr>
-          <w:p>
-            <w:pPr>
-              <w:jc w:val="right"/>
-            </w:pPr>
-            <w:r/>
-            <w:r>
-              <w:rPr>
-                <w:rFonts w:ascii="Arial" w:hAnsi="Arial"/>
-                <w:sz w:val="17"/>
-              </w:rPr>
-              <w:t>3,26 млн</w:t>
-            </w:r>
-          </w:p>
-        </w:tc>
-        <w:tc>
-          <w:tcPr>
-            <w:tcW w:type="dxa" w:w="1587"/>
-          </w:tcPr>
-          <w:p>
-            <w:pPr>
-              <w:jc w:val="right"/>
-            </w:pPr>
-            <w:r/>
-            <w:r>
-              <w:rPr>
-                <w:rFonts w:ascii="Arial" w:hAnsi="Arial"/>
-                <w:sz w:val="17"/>
-              </w:rPr>
-              <w:t>+0,08 млн</w:t>
+              <w:t>-1,25 млн</w:t>
             </w:r>
           </w:p>
         </w:tc>
@@ -2223,7 +2315,7 @@
           <w:i w:val="0"/>
           <w:sz w:val="21"/>
         </w:rPr>
-        <w:t>Из 41,75 млн ₽ запаса 5,39 млн не продавались ни разу за период. Ещё 9,87 млн — медленный товар, содержание которого дороже приносимой им прибыли.</w:t>
+        <w:t>Из 41,06 млн ₽ запаса 5,15 млн не продавались ни разу за период. Ещё 9,82 млн — медленный товар, содержание которого дороже приносимой им прибыли.</w:t>
       </w:r>
     </w:p>
     <w:p>
@@ -2238,7 +2330,7 @@
           <w:i/>
           <w:sz w:val="19"/>
         </w:rPr>
-        <w:t>Отдельно выделены новинки: 129 позиций на 1,73 млн ₽ моложе 90 дней. Продаж по ним ещё нет, но это не неликвид — за ними надо наблюдать, а не выводить.</w:t>
+        <w:t>Отдельно выделены новинки: 126 позиций на 1,70 млн ₽ моложе 90 дней. Продаж по ним ещё нет, но это не неликвид — за ними надо наблюдать, а не выводить.</w:t>
       </w:r>
     </w:p>
     <w:p>
@@ -2345,7 +2437,7 @@
       <w:r>
         <w:drawing>
           <wp:inline xmlns:a="http://schemas.openxmlformats.org/drawingml/2006/main" xmlns:pic="http://schemas.openxmlformats.org/drawingml/2006/picture">
-            <wp:extent cx="6120000" cy="2838990"/>
+            <wp:extent cx="6120000" cy="2191765"/>
             <wp:docPr id="3" name="Picture 3"/>
             <wp:cNvGraphicFramePr>
               <a:graphicFrameLocks noChangeAspect="1"/>
@@ -2366,7 +2458,7 @@
                   <pic:spPr>
                     <a:xfrm>
                       <a:off x="0" y="0"/>
-                      <a:ext cx="6120000" cy="2838990"/>
+                      <a:ext cx="6120000" cy="2191765"/>
                     </a:xfrm>
                     <a:prstGeom prst="rect"/>
                   </pic:spPr>
@@ -3366,7 +3458,7 @@
                 <w:rFonts w:ascii="Arial" w:hAnsi="Arial"/>
                 <w:sz w:val="16"/>
               </w:rPr>
-              <w:t>ИСРМ · Группы Термо</w:t>
+              <w:t>Промышленное тепловое оборуд · Группы Филиалов</w:t>
             </w:r>
           </w:p>
         </w:tc>
@@ -3384,7 +3476,7 @@
                 <w:rFonts w:ascii="Arial" w:hAnsi="Arial"/>
                 <w:sz w:val="16"/>
               </w:rPr>
-              <w:t>▁▁▅█▁▃▁▁▁</w:t>
+              <w:t>▂▇█▃▆▂▅▅▂</w:t>
             </w:r>
           </w:p>
         </w:tc>
@@ -3402,7 +3494,7 @@
                 <w:rFonts w:ascii="Arial" w:hAnsi="Arial"/>
                 <w:sz w:val="16"/>
               </w:rPr>
-              <w:t>50</w:t>
+              <w:t>267</w:t>
             </w:r>
           </w:p>
         </w:tc>
@@ -3420,7 +3512,7 @@
                 <w:rFonts w:ascii="Arial" w:hAnsi="Arial"/>
                 <w:sz w:val="16"/>
               </w:rPr>
-              <w:t>4,36</w:t>
+              <w:t>3,21</w:t>
             </w:r>
           </w:p>
         </w:tc>
@@ -3438,7 +3530,7 @@
                 <w:rFonts w:ascii="Arial" w:hAnsi="Arial"/>
                 <w:sz w:val="16"/>
               </w:rPr>
-              <w:t>17,4 %</w:t>
+              <w:t>17,0 %</w:t>
             </w:r>
           </w:p>
         </w:tc>
@@ -3456,7 +3548,7 @@
                 <w:rFonts w:ascii="Arial" w:hAnsi="Arial"/>
                 <w:sz w:val="16"/>
               </w:rPr>
-              <w:t>0,47</w:t>
+              <w:t>2,02</w:t>
             </w:r>
           </w:p>
         </w:tc>
@@ -3474,7 +3566,7 @@
                 <w:rFonts w:ascii="Arial" w:hAnsi="Arial"/>
                 <w:sz w:val="16"/>
               </w:rPr>
-              <w:t>32</w:t>
+              <w:t>184</w:t>
             </w:r>
           </w:p>
         </w:tc>
@@ -3492,7 +3584,7 @@
                 <w:rFonts w:ascii="Arial" w:hAnsi="Arial"/>
                 <w:sz w:val="16"/>
               </w:rPr>
-              <w:t>2,40</w:t>
+              <w:t>0,41</w:t>
             </w:r>
           </w:p>
         </w:tc>
@@ -3508,9 +3600,11 @@
             <w:r>
               <w:rPr>
                 <w:rFonts w:ascii="Arial" w:hAnsi="Arial"/>
-                <w:sz w:val="16"/>
-              </w:rPr>
-              <w:t>0,83</w:t>
+                <w:b/>
+                <w:color w:val="C00000"/>
+                <w:sz w:val="16"/>
+              </w:rPr>
+              <w:t>−0,30</w:t>
             </w:r>
           </w:p>
         </w:tc>
@@ -3528,7 +3622,7 @@
                 <w:rFonts w:ascii="Arial" w:hAnsi="Arial"/>
                 <w:sz w:val="16"/>
               </w:rPr>
-              <w:t>24 %</w:t>
+              <w:t>43 %</w:t>
             </w:r>
           </w:p>
         </w:tc>
@@ -3545,7 +3639,7 @@
                 <w:rFonts w:ascii="Arial" w:hAnsi="Arial"/>
                 <w:sz w:val="16"/>
               </w:rPr>
-              <w:t>Промышленное тепловое оборуд · Группы Филиалов</w:t>
+              <w:t>Коллекторы и коллекторные гр · Группы Филиалов</w:t>
             </w:r>
           </w:p>
         </w:tc>
@@ -3563,7 +3657,7 @@
                 <w:rFonts w:ascii="Arial" w:hAnsi="Arial"/>
                 <w:sz w:val="16"/>
               </w:rPr>
-              <w:t>▂▇█▃▆▂▅▅▂</w:t>
+              <w:t>▂▂▁▃▄▃▄█▅</w:t>
             </w:r>
           </w:p>
         </w:tc>
@@ -3581,7 +3675,7 @@
                 <w:rFonts w:ascii="Arial" w:hAnsi="Arial"/>
                 <w:sz w:val="16"/>
               </w:rPr>
-              <w:t>267</w:t>
+              <w:t>176</w:t>
             </w:r>
           </w:p>
         </w:tc>
@@ -3599,7 +3693,7 @@
                 <w:rFonts w:ascii="Arial" w:hAnsi="Arial"/>
                 <w:sz w:val="16"/>
               </w:rPr>
-              <w:t>3,21</w:t>
+              <w:t>3,05</w:t>
             </w:r>
           </w:p>
         </w:tc>
@@ -3617,7 +3711,7 @@
                 <w:rFonts w:ascii="Arial" w:hAnsi="Arial"/>
                 <w:sz w:val="16"/>
               </w:rPr>
-              <w:t>17,0 %</w:t>
+              <w:t>24,3 %</w:t>
             </w:r>
           </w:p>
         </w:tc>
@@ -3635,7 +3729,7 @@
                 <w:rFonts w:ascii="Arial" w:hAnsi="Arial"/>
                 <w:sz w:val="16"/>
               </w:rPr>
-              <w:t>2,02</w:t>
+              <w:t>2,37</w:t>
             </w:r>
           </w:p>
         </w:tc>
@@ -3653,7 +3747,7 @@
                 <w:rFonts w:ascii="Arial" w:hAnsi="Arial"/>
                 <w:sz w:val="16"/>
               </w:rPr>
-              <w:t>184</w:t>
+              <w:t>195</w:t>
             </w:r>
           </w:p>
         </w:tc>
@@ -3671,7 +3765,186 @@
                 <w:rFonts w:ascii="Arial" w:hAnsi="Arial"/>
                 <w:sz w:val="16"/>
               </w:rPr>
-              <w:t>0,41</w:t>
+              <w:t>0,60</w:t>
+            </w:r>
+          </w:p>
+        </w:tc>
+        <w:tc>
+          <w:tcPr>
+            <w:tcW w:type="dxa" w:w="1247"/>
+          </w:tcPr>
+          <w:p>
+            <w:pPr>
+              <w:jc w:val="right"/>
+            </w:pPr>
+            <w:r/>
+            <w:r>
+              <w:rPr>
+                <w:rFonts w:ascii="Arial" w:hAnsi="Arial"/>
+                <w:sz w:val="16"/>
+              </w:rPr>
+              <w:t>0,06</w:t>
+            </w:r>
+          </w:p>
+        </w:tc>
+        <w:tc>
+          <w:tcPr>
+            <w:tcW w:type="dxa" w:w="567"/>
+          </w:tcPr>
+          <w:p>
+            <w:pPr>
+              <w:jc w:val="right"/>
+            </w:pPr>
+            <w:r/>
+            <w:r>
+              <w:rPr>
+                <w:rFonts w:ascii="Arial" w:hAnsi="Arial"/>
+                <w:sz w:val="16"/>
+              </w:rPr>
+              <w:t>31 %</w:t>
+            </w:r>
+          </w:p>
+        </w:tc>
+      </w:tr>
+      <w:tr>
+        <w:tc>
+          <w:tcPr>
+            <w:tcW w:type="dxa" w:w="2268"/>
+          </w:tcPr>
+          <w:p>
+            <w:r/>
+            <w:r>
+              <w:rPr>
+                <w:rFonts w:ascii="Arial" w:hAnsi="Arial"/>
+                <w:sz w:val="16"/>
+              </w:rPr>
+              <w:t>Водоснабжение · Группы Филиалов</w:t>
+            </w:r>
+          </w:p>
+        </w:tc>
+        <w:tc>
+          <w:tcPr>
+            <w:tcW w:type="dxa" w:w="850"/>
+          </w:tcPr>
+          <w:p>
+            <w:pPr>
+              <w:jc w:val="right"/>
+            </w:pPr>
+            <w:r/>
+            <w:r>
+              <w:rPr>
+                <w:rFonts w:ascii="Arial" w:hAnsi="Arial"/>
+                <w:sz w:val="16"/>
+              </w:rPr>
+              <w:t>▁▄▂▃▅▄█▅▃</w:t>
+            </w:r>
+          </w:p>
+        </w:tc>
+        <w:tc>
+          <w:tcPr>
+            <w:tcW w:type="dxa" w:w="624"/>
+          </w:tcPr>
+          <w:p>
+            <w:pPr>
+              <w:jc w:val="right"/>
+            </w:pPr>
+            <w:r/>
+            <w:r>
+              <w:rPr>
+                <w:rFonts w:ascii="Arial" w:hAnsi="Arial"/>
+                <w:sz w:val="16"/>
+              </w:rPr>
+              <w:t>420</w:t>
+            </w:r>
+          </w:p>
+        </w:tc>
+        <w:tc>
+          <w:tcPr>
+            <w:tcW w:type="dxa" w:w="964"/>
+          </w:tcPr>
+          <w:p>
+            <w:pPr>
+              <w:jc w:val="right"/>
+            </w:pPr>
+            <w:r/>
+            <w:r>
+              <w:rPr>
+                <w:rFonts w:ascii="Arial" w:hAnsi="Arial"/>
+                <w:sz w:val="16"/>
+              </w:rPr>
+              <w:t>2,73</w:t>
+            </w:r>
+          </w:p>
+        </w:tc>
+        <w:tc>
+          <w:tcPr>
+            <w:tcW w:type="dxa" w:w="624"/>
+          </w:tcPr>
+          <w:p>
+            <w:pPr>
+              <w:jc w:val="right"/>
+            </w:pPr>
+            <w:r/>
+            <w:r>
+              <w:rPr>
+                <w:rFonts w:ascii="Arial" w:hAnsi="Arial"/>
+                <w:sz w:val="16"/>
+              </w:rPr>
+              <w:t>13,8 %</w:t>
+            </w:r>
+          </w:p>
+        </w:tc>
+        <w:tc>
+          <w:tcPr>
+            <w:tcW w:type="dxa" w:w="964"/>
+          </w:tcPr>
+          <w:p>
+            <w:pPr>
+              <w:jc w:val="right"/>
+            </w:pPr>
+            <w:r/>
+            <w:r>
+              <w:rPr>
+                <w:rFonts w:ascii="Arial" w:hAnsi="Arial"/>
+                <w:sz w:val="16"/>
+              </w:rPr>
+              <w:t>1,77</w:t>
+            </w:r>
+          </w:p>
+        </w:tc>
+        <w:tc>
+          <w:tcPr>
+            <w:tcW w:type="dxa" w:w="510"/>
+          </w:tcPr>
+          <w:p>
+            <w:pPr>
+              <w:jc w:val="right"/>
+            </w:pPr>
+            <w:r/>
+            <w:r>
+              <w:rPr>
+                <w:rFonts w:ascii="Arial" w:hAnsi="Arial"/>
+                <w:sz w:val="16"/>
+              </w:rPr>
+              <w:t>169</w:t>
+            </w:r>
+          </w:p>
+        </w:tc>
+        <w:tc>
+          <w:tcPr>
+            <w:tcW w:type="dxa" w:w="624"/>
+          </w:tcPr>
+          <w:p>
+            <w:pPr>
+              <w:jc w:val="right"/>
+            </w:pPr>
+            <w:r/>
+            <w:r>
+              <w:rPr>
+                <w:rFonts w:ascii="Arial" w:hAnsi="Arial"/>
+                <w:sz w:val="16"/>
+              </w:rPr>
+              <w:t>0,35</w:t>
             </w:r>
           </w:p>
         </w:tc>
@@ -3691,7 +3964,7 @@
                 <w:color w:val="C00000"/>
                 <w:sz w:val="16"/>
               </w:rPr>
-              <w:t>−0,30</w:t>
+              <w:t>−0,35</w:t>
             </w:r>
           </w:p>
         </w:tc>
@@ -3709,7 +3982,7 @@
                 <w:rFonts w:ascii="Arial" w:hAnsi="Arial"/>
                 <w:sz w:val="16"/>
               </w:rPr>
-              <w:t>43 %</w:t>
+              <w:t>31 %</w:t>
             </w:r>
           </w:p>
         </w:tc>
@@ -3726,7 +3999,7 @@
                 <w:rFonts w:ascii="Arial" w:hAnsi="Arial"/>
                 <w:sz w:val="16"/>
               </w:rPr>
-              <w:t>Коллекторы и коллекторные гр · Группы Филиалов</w:t>
+              <w:t>Электрика · Группы Филиалов</w:t>
             </w:r>
           </w:p>
         </w:tc>
@@ -3744,7 +4017,7 @@
                 <w:rFonts w:ascii="Arial" w:hAnsi="Arial"/>
                 <w:sz w:val="16"/>
               </w:rPr>
-              <w:t>▂▂▁▃▄▃▄█▅</w:t>
+              <w:t>▃▁▁▁█▅▆▁▁</w:t>
             </w:r>
           </w:p>
         </w:tc>
@@ -3762,7 +4035,7 @@
                 <w:rFonts w:ascii="Arial" w:hAnsi="Arial"/>
                 <w:sz w:val="16"/>
               </w:rPr>
-              <w:t>176</w:t>
+              <w:t>23</w:t>
             </w:r>
           </w:p>
         </w:tc>
@@ -3780,7 +4053,7 @@
                 <w:rFonts w:ascii="Arial" w:hAnsi="Arial"/>
                 <w:sz w:val="16"/>
               </w:rPr>
-              <w:t>3,05</w:t>
+              <w:t>1,01</w:t>
             </w:r>
           </w:p>
         </w:tc>
@@ -3798,7 +4071,7 @@
                 <w:rFonts w:ascii="Arial" w:hAnsi="Arial"/>
                 <w:sz w:val="16"/>
               </w:rPr>
-              <w:t>24,3 %</w:t>
+              <w:t>11,8 %</w:t>
             </w:r>
           </w:p>
         </w:tc>
@@ -3816,7 +4089,7 @@
                 <w:rFonts w:ascii="Arial" w:hAnsi="Arial"/>
                 <w:sz w:val="16"/>
               </w:rPr>
-              <w:t>2,37</w:t>
+              <w:t>0,11</w:t>
             </w:r>
           </w:p>
         </w:tc>
@@ -3834,7 +4107,7 @@
                 <w:rFonts w:ascii="Arial" w:hAnsi="Arial"/>
                 <w:sz w:val="16"/>
               </w:rPr>
-              <w:t>195</w:t>
+              <w:t>55</w:t>
             </w:r>
           </w:p>
         </w:tc>
@@ -3852,7 +4125,7 @@
                 <w:rFonts w:ascii="Arial" w:hAnsi="Arial"/>
                 <w:sz w:val="16"/>
               </w:rPr>
-              <w:t>0,60</w:t>
+              <w:t>0,89</w:t>
             </w:r>
           </w:p>
         </w:tc>
@@ -3888,7 +4161,7 @@
                 <w:rFonts w:ascii="Arial" w:hAnsi="Arial"/>
                 <w:sz w:val="16"/>
               </w:rPr>
-              <w:t>31 %</w:t>
+              <w:t>39 %</w:t>
             </w:r>
           </w:p>
         </w:tc>
@@ -3905,7 +4178,7 @@
                 <w:rFonts w:ascii="Arial" w:hAnsi="Arial"/>
                 <w:sz w:val="16"/>
               </w:rPr>
-              <w:t>Водоснабжение · Группы Филиалов</w:t>
+              <w:t>Инструмент и оснастка · Группы Филиалов</w:t>
             </w:r>
           </w:p>
         </w:tc>
@@ -3923,7 +4196,7 @@
                 <w:rFonts w:ascii="Arial" w:hAnsi="Arial"/>
                 <w:sz w:val="16"/>
               </w:rPr>
-              <w:t>▁▄▂▃▅▄█▅▃</w:t>
+              <w:t>▂█▃▁▃▂▇▅▂</w:t>
             </w:r>
           </w:p>
         </w:tc>
@@ -3941,7 +4214,7 @@
                 <w:rFonts w:ascii="Arial" w:hAnsi="Arial"/>
                 <w:sz w:val="16"/>
               </w:rPr>
-              <w:t>420</w:t>
+              <w:t>210</w:t>
             </w:r>
           </w:p>
         </w:tc>
@@ -3959,7 +4232,7 @@
                 <w:rFonts w:ascii="Arial" w:hAnsi="Arial"/>
                 <w:sz w:val="16"/>
               </w:rPr>
-              <w:t>2,73</w:t>
+              <w:t>0,41</w:t>
             </w:r>
           </w:p>
         </w:tc>
@@ -3977,7 +4250,7 @@
                 <w:rFonts w:ascii="Arial" w:hAnsi="Arial"/>
                 <w:sz w:val="16"/>
               </w:rPr>
-              <w:t>13,8 %</w:t>
+              <w:t>-136,2 %</w:t>
             </w:r>
           </w:p>
         </w:tc>
@@ -3995,7 +4268,7 @@
                 <w:rFonts w:ascii="Arial" w:hAnsi="Arial"/>
                 <w:sz w:val="16"/>
               </w:rPr>
-              <w:t>1,77</w:t>
+              <w:t>0,61</w:t>
             </w:r>
           </w:p>
         </w:tc>
@@ -4013,7 +4286,7 @@
                 <w:rFonts w:ascii="Arial" w:hAnsi="Arial"/>
                 <w:sz w:val="16"/>
               </w:rPr>
-              <w:t>169</w:t>
+              <w:t>126</w:t>
             </w:r>
           </w:p>
         </w:tc>
@@ -4031,7 +4304,7 @@
                 <w:rFonts w:ascii="Arial" w:hAnsi="Arial"/>
                 <w:sz w:val="16"/>
               </w:rPr>
-              <w:t>0,35</w:t>
+              <w:t>-1,67</w:t>
             </w:r>
           </w:p>
         </w:tc>
@@ -4051,7 +4324,7 @@
                 <w:color w:val="C00000"/>
                 <w:sz w:val="16"/>
               </w:rPr>
-              <w:t>−0,35</w:t>
+              <w:t>−1,08</w:t>
             </w:r>
           </w:p>
         </w:tc>
@@ -4069,7 +4342,7 @@
                 <w:rFonts w:ascii="Arial" w:hAnsi="Arial"/>
                 <w:sz w:val="16"/>
               </w:rPr>
-              <w:t>31 %</w:t>
+              <w:t>12 %</w:t>
             </w:r>
           </w:p>
         </w:tc>
@@ -4086,7 +4359,7 @@
                 <w:rFonts w:ascii="Arial" w:hAnsi="Arial"/>
                 <w:sz w:val="16"/>
               </w:rPr>
-              <w:t>Электрика · Группы Филиалов</w:t>
+              <w:t>Вент Холод · Группы Вент</w:t>
             </w:r>
           </w:p>
         </w:tc>
@@ -4104,7 +4377,7 @@
                 <w:rFonts w:ascii="Arial" w:hAnsi="Arial"/>
                 <w:sz w:val="16"/>
               </w:rPr>
-              <w:t>▃▁▁▁█▅▆▁▁</w:t>
+              <w:t>█▁▁▁▁▁▂▂▁</w:t>
             </w:r>
           </w:p>
         </w:tc>
@@ -4122,7 +4395,7 @@
                 <w:rFonts w:ascii="Arial" w:hAnsi="Arial"/>
                 <w:sz w:val="16"/>
               </w:rPr>
-              <w:t>23</w:t>
+              <w:t>16</w:t>
             </w:r>
           </w:p>
         </w:tc>
@@ -4140,7 +4413,7 @@
                 <w:rFonts w:ascii="Arial" w:hAnsi="Arial"/>
                 <w:sz w:val="16"/>
               </w:rPr>
-              <w:t>1,01</w:t>
+              <w:t>0,15</w:t>
             </w:r>
           </w:p>
         </w:tc>
@@ -4158,7 +4431,7 @@
                 <w:rFonts w:ascii="Arial" w:hAnsi="Arial"/>
                 <w:sz w:val="16"/>
               </w:rPr>
-              <w:t>11,8 %</w:t>
+              <w:t>3,9 %</w:t>
             </w:r>
           </w:p>
         </w:tc>
@@ -4176,7 +4449,7 @@
                 <w:rFonts w:ascii="Arial" w:hAnsi="Arial"/>
                 <w:sz w:val="16"/>
               </w:rPr>
-              <w:t>0,11</w:t>
+              <w:t>0,29</w:t>
             </w:r>
           </w:p>
         </w:tc>
@@ -4194,7 +4467,7 @@
                 <w:rFonts w:ascii="Arial" w:hAnsi="Arial"/>
                 <w:sz w:val="16"/>
               </w:rPr>
-              <w:t>55</w:t>
+              <w:t>283</w:t>
             </w:r>
           </w:p>
         </w:tc>
@@ -4212,7 +4485,7 @@
                 <w:rFonts w:ascii="Arial" w:hAnsi="Arial"/>
                 <w:sz w:val="16"/>
               </w:rPr>
-              <w:t>0,89</w:t>
+              <w:t>0,05</w:t>
             </w:r>
           </w:p>
         </w:tc>
@@ -4228,9 +4501,11 @@
             <w:r>
               <w:rPr>
                 <w:rFonts w:ascii="Arial" w:hAnsi="Arial"/>
-                <w:sz w:val="16"/>
-              </w:rPr>
-              <w:t>0,06</w:t>
+                <w:b/>
+                <w:color w:val="C00000"/>
+                <w:sz w:val="16"/>
+              </w:rPr>
+              <w:t>−0,09</w:t>
             </w:r>
           </w:p>
         </w:tc>
@@ -4248,7 +4523,7 @@
                 <w:rFonts w:ascii="Arial" w:hAnsi="Arial"/>
                 <w:sz w:val="16"/>
               </w:rPr>
-              <w:t>39 %</w:t>
+              <w:t>—</w:t>
             </w:r>
           </w:p>
         </w:tc>
@@ -4265,7 +4540,7 @@
                 <w:rFonts w:ascii="Arial" w:hAnsi="Arial"/>
                 <w:sz w:val="16"/>
               </w:rPr>
-              <w:t>Трубы · Группы Комфорт</w:t>
+              <w:t>Прочее оборудование КОМФОРТ · Группы Комфорт</w:t>
             </w:r>
           </w:p>
         </w:tc>
@@ -4283,7 +4558,7 @@
                 <w:rFonts w:ascii="Arial" w:hAnsi="Arial"/>
                 <w:sz w:val="16"/>
               </w:rPr>
-              <w:t>▁▂▃█▃▄▂▃▅</w:t>
+              <w:t>▁▁▁▁█▁▁▁▁</w:t>
             </w:r>
           </w:p>
         </w:tc>
@@ -4301,7 +4576,7 @@
                 <w:rFonts w:ascii="Arial" w:hAnsi="Arial"/>
                 <w:sz w:val="16"/>
               </w:rPr>
-              <w:t>36</w:t>
+              <w:t>4</w:t>
             </w:r>
           </w:p>
         </w:tc>
@@ -4319,7 +4594,7 @@
                 <w:rFonts w:ascii="Arial" w:hAnsi="Arial"/>
                 <w:sz w:val="16"/>
               </w:rPr>
-              <w:t>0,82</w:t>
+              <w:t>0,02</w:t>
             </w:r>
           </w:p>
         </w:tc>
@@ -4337,7 +4612,7 @@
                 <w:rFonts w:ascii="Arial" w:hAnsi="Arial"/>
                 <w:sz w:val="16"/>
               </w:rPr>
-              <w:t>33,3 %</w:t>
+              <w:t>-46,4 %</w:t>
             </w:r>
           </w:p>
         </w:tc>
@@ -4355,7 +4630,7 @@
                 <w:rFonts w:ascii="Arial" w:hAnsi="Arial"/>
                 <w:sz w:val="16"/>
               </w:rPr>
-              <w:t>0,22</w:t>
+              <w:t>0,00</w:t>
             </w:r>
           </w:p>
         </w:tc>
@@ -4373,7 +4648,7 @@
                 <w:rFonts w:ascii="Arial" w:hAnsi="Arial"/>
                 <w:sz w:val="16"/>
               </w:rPr>
-              <w:t>152</w:t>
+              <w:t>—</w:t>
             </w:r>
           </w:p>
         </w:tc>
@@ -4391,186 +4666,7 @@
                 <w:rFonts w:ascii="Arial" w:hAnsi="Arial"/>
                 <w:sz w:val="16"/>
               </w:rPr>
-              <w:t>1,20</w:t>
-            </w:r>
-          </w:p>
-        </w:tc>
-        <w:tc>
-          <w:tcPr>
-            <w:tcW w:type="dxa" w:w="1247"/>
-          </w:tcPr>
-          <w:p>
-            <w:pPr>
-              <w:jc w:val="right"/>
-            </w:pPr>
-            <w:r/>
-            <w:r>
-              <w:rPr>
-                <w:rFonts w:ascii="Arial" w:hAnsi="Arial"/>
-                <w:sz w:val="16"/>
-              </w:rPr>
-              <w:t>0,21</w:t>
-            </w:r>
-          </w:p>
-        </w:tc>
-        <w:tc>
-          <w:tcPr>
-            <w:tcW w:type="dxa" w:w="567"/>
-          </w:tcPr>
-          <w:p>
-            <w:pPr>
-              <w:jc w:val="right"/>
-            </w:pPr>
-            <w:r/>
-            <w:r>
-              <w:rPr>
-                <w:rFonts w:ascii="Arial" w:hAnsi="Arial"/>
-                <w:sz w:val="16"/>
-              </w:rPr>
               <w:t>—</w:t>
-            </w:r>
-          </w:p>
-        </w:tc>
-      </w:tr>
-      <w:tr>
-        <w:tc>
-          <w:tcPr>
-            <w:tcW w:type="dxa" w:w="2268"/>
-          </w:tcPr>
-          <w:p>
-            <w:r/>
-            <w:r>
-              <w:rPr>
-                <w:rFonts w:ascii="Arial" w:hAnsi="Arial"/>
-                <w:sz w:val="16"/>
-              </w:rPr>
-              <w:t>Инструмент и оснастка · Группы Филиалов</w:t>
-            </w:r>
-          </w:p>
-        </w:tc>
-        <w:tc>
-          <w:tcPr>
-            <w:tcW w:type="dxa" w:w="850"/>
-          </w:tcPr>
-          <w:p>
-            <w:pPr>
-              <w:jc w:val="right"/>
-            </w:pPr>
-            <w:r/>
-            <w:r>
-              <w:rPr>
-                <w:rFonts w:ascii="Arial" w:hAnsi="Arial"/>
-                <w:sz w:val="16"/>
-              </w:rPr>
-              <w:t>▂█▃▁▃▂▇▅▂</w:t>
-            </w:r>
-          </w:p>
-        </w:tc>
-        <w:tc>
-          <w:tcPr>
-            <w:tcW w:type="dxa" w:w="624"/>
-          </w:tcPr>
-          <w:p>
-            <w:pPr>
-              <w:jc w:val="right"/>
-            </w:pPr>
-            <w:r/>
-            <w:r>
-              <w:rPr>
-                <w:rFonts w:ascii="Arial" w:hAnsi="Arial"/>
-                <w:sz w:val="16"/>
-              </w:rPr>
-              <w:t>210</w:t>
-            </w:r>
-          </w:p>
-        </w:tc>
-        <w:tc>
-          <w:tcPr>
-            <w:tcW w:type="dxa" w:w="964"/>
-          </w:tcPr>
-          <w:p>
-            <w:pPr>
-              <w:jc w:val="right"/>
-            </w:pPr>
-            <w:r/>
-            <w:r>
-              <w:rPr>
-                <w:rFonts w:ascii="Arial" w:hAnsi="Arial"/>
-                <w:sz w:val="16"/>
-              </w:rPr>
-              <w:t>0,41</w:t>
-            </w:r>
-          </w:p>
-        </w:tc>
-        <w:tc>
-          <w:tcPr>
-            <w:tcW w:type="dxa" w:w="624"/>
-          </w:tcPr>
-          <w:p>
-            <w:pPr>
-              <w:jc w:val="right"/>
-            </w:pPr>
-            <w:r/>
-            <w:r>
-              <w:rPr>
-                <w:rFonts w:ascii="Arial" w:hAnsi="Arial"/>
-                <w:sz w:val="16"/>
-              </w:rPr>
-              <w:t>-136,2 %</w:t>
-            </w:r>
-          </w:p>
-        </w:tc>
-        <w:tc>
-          <w:tcPr>
-            <w:tcW w:type="dxa" w:w="964"/>
-          </w:tcPr>
-          <w:p>
-            <w:pPr>
-              <w:jc w:val="right"/>
-            </w:pPr>
-            <w:r/>
-            <w:r>
-              <w:rPr>
-                <w:rFonts w:ascii="Arial" w:hAnsi="Arial"/>
-                <w:sz w:val="16"/>
-              </w:rPr>
-              <w:t>0,61</w:t>
-            </w:r>
-          </w:p>
-        </w:tc>
-        <w:tc>
-          <w:tcPr>
-            <w:tcW w:type="dxa" w:w="510"/>
-          </w:tcPr>
-          <w:p>
-            <w:pPr>
-              <w:jc w:val="right"/>
-            </w:pPr>
-            <w:r/>
-            <w:r>
-              <w:rPr>
-                <w:rFonts w:ascii="Arial" w:hAnsi="Arial"/>
-                <w:sz w:val="16"/>
-              </w:rPr>
-              <w:t>126</w:t>
-            </w:r>
-          </w:p>
-        </w:tc>
-        <w:tc>
-          <w:tcPr>
-            <w:tcW w:type="dxa" w:w="624"/>
-          </w:tcPr>
-          <w:p>
-            <w:pPr>
-              <w:jc w:val="right"/>
-            </w:pPr>
-            <w:r/>
-            <w:r>
-              <w:rPr>
-                <w:rFonts w:ascii="Arial" w:hAnsi="Arial"/>
-                <w:sz w:val="16"/>
-              </w:rPr>
-              <w:t>-1,67</w:t>
             </w:r>
           </w:p>
         </w:tc>
@@ -4590,727 +4686,7 @@
                 <w:color w:val="C00000"/>
                 <w:sz w:val="16"/>
               </w:rPr>
-              <w:t>−1,08</w:t>
-            </w:r>
-          </w:p>
-        </w:tc>
-        <w:tc>
-          <w:tcPr>
-            <w:tcW w:type="dxa" w:w="567"/>
-          </w:tcPr>
-          <w:p>
-            <w:pPr>
-              <w:jc w:val="right"/>
-            </w:pPr>
-            <w:r/>
-            <w:r>
-              <w:rPr>
-                <w:rFonts w:ascii="Arial" w:hAnsi="Arial"/>
-                <w:sz w:val="16"/>
-              </w:rPr>
-              <w:t>12 %</w:t>
-            </w:r>
-          </w:p>
-        </w:tc>
-      </w:tr>
-      <w:tr>
-        <w:tc>
-          <w:tcPr>
-            <w:tcW w:type="dxa" w:w="2268"/>
-          </w:tcPr>
-          <w:p>
-            <w:r/>
-            <w:r>
-              <w:rPr>
-                <w:rFonts w:ascii="Arial" w:hAnsi="Arial"/>
-                <w:sz w:val="16"/>
-              </w:rPr>
-              <w:t>Вент Холод · Группы Вент</w:t>
-            </w:r>
-          </w:p>
-        </w:tc>
-        <w:tc>
-          <w:tcPr>
-            <w:tcW w:type="dxa" w:w="850"/>
-          </w:tcPr>
-          <w:p>
-            <w:pPr>
-              <w:jc w:val="right"/>
-            </w:pPr>
-            <w:r/>
-            <w:r>
-              <w:rPr>
-                <w:rFonts w:ascii="Arial" w:hAnsi="Arial"/>
-                <w:sz w:val="16"/>
-              </w:rPr>
-              <w:t>█▁▁▁▁▁▂▂▁</w:t>
-            </w:r>
-          </w:p>
-        </w:tc>
-        <w:tc>
-          <w:tcPr>
-            <w:tcW w:type="dxa" w:w="624"/>
-          </w:tcPr>
-          <w:p>
-            <w:pPr>
-              <w:jc w:val="right"/>
-            </w:pPr>
-            <w:r/>
-            <w:r>
-              <w:rPr>
-                <w:rFonts w:ascii="Arial" w:hAnsi="Arial"/>
-                <w:sz w:val="16"/>
-              </w:rPr>
-              <w:t>16</w:t>
-            </w:r>
-          </w:p>
-        </w:tc>
-        <w:tc>
-          <w:tcPr>
-            <w:tcW w:type="dxa" w:w="964"/>
-          </w:tcPr>
-          <w:p>
-            <w:pPr>
-              <w:jc w:val="right"/>
-            </w:pPr>
-            <w:r/>
-            <w:r>
-              <w:rPr>
-                <w:rFonts w:ascii="Arial" w:hAnsi="Arial"/>
-                <w:sz w:val="16"/>
-              </w:rPr>
-              <w:t>0,15</w:t>
-            </w:r>
-          </w:p>
-        </w:tc>
-        <w:tc>
-          <w:tcPr>
-            <w:tcW w:type="dxa" w:w="624"/>
-          </w:tcPr>
-          <w:p>
-            <w:pPr>
-              <w:jc w:val="right"/>
-            </w:pPr>
-            <w:r/>
-            <w:r>
-              <w:rPr>
-                <w:rFonts w:ascii="Arial" w:hAnsi="Arial"/>
-                <w:sz w:val="16"/>
-              </w:rPr>
-              <w:t>3,9 %</w:t>
-            </w:r>
-          </w:p>
-        </w:tc>
-        <w:tc>
-          <w:tcPr>
-            <w:tcW w:type="dxa" w:w="964"/>
-          </w:tcPr>
-          <w:p>
-            <w:pPr>
-              <w:jc w:val="right"/>
-            </w:pPr>
-            <w:r/>
-            <w:r>
-              <w:rPr>
-                <w:rFonts w:ascii="Arial" w:hAnsi="Arial"/>
-                <w:sz w:val="16"/>
-              </w:rPr>
-              <w:t>0,29</w:t>
-            </w:r>
-          </w:p>
-        </w:tc>
-        <w:tc>
-          <w:tcPr>
-            <w:tcW w:type="dxa" w:w="510"/>
-          </w:tcPr>
-          <w:p>
-            <w:pPr>
-              <w:jc w:val="right"/>
-            </w:pPr>
-            <w:r/>
-            <w:r>
-              <w:rPr>
-                <w:rFonts w:ascii="Arial" w:hAnsi="Arial"/>
-                <w:sz w:val="16"/>
-              </w:rPr>
-              <w:t>283</w:t>
-            </w:r>
-          </w:p>
-        </w:tc>
-        <w:tc>
-          <w:tcPr>
-            <w:tcW w:type="dxa" w:w="624"/>
-          </w:tcPr>
-          <w:p>
-            <w:pPr>
-              <w:jc w:val="right"/>
-            </w:pPr>
-            <w:r/>
-            <w:r>
-              <w:rPr>
-                <w:rFonts w:ascii="Arial" w:hAnsi="Arial"/>
-                <w:sz w:val="16"/>
-              </w:rPr>
-              <w:t>0,05</w:t>
-            </w:r>
-          </w:p>
-        </w:tc>
-        <w:tc>
-          <w:tcPr>
-            <w:tcW w:type="dxa" w:w="1247"/>
-          </w:tcPr>
-          <w:p>
-            <w:pPr>
-              <w:jc w:val="right"/>
-            </w:pPr>
-            <w:r/>
-            <w:r>
-              <w:rPr>
-                <w:rFonts w:ascii="Arial" w:hAnsi="Arial"/>
-                <w:b/>
-                <w:color w:val="C00000"/>
-                <w:sz w:val="16"/>
-              </w:rPr>
-              <w:t>−0,09</w:t>
-            </w:r>
-          </w:p>
-        </w:tc>
-        <w:tc>
-          <w:tcPr>
-            <w:tcW w:type="dxa" w:w="567"/>
-          </w:tcPr>
-          <w:p>
-            <w:pPr>
-              <w:jc w:val="right"/>
-            </w:pPr>
-            <w:r/>
-            <w:r>
-              <w:rPr>
-                <w:rFonts w:ascii="Arial" w:hAnsi="Arial"/>
-                <w:sz w:val="16"/>
-              </w:rPr>
-              <w:t>—</w:t>
-            </w:r>
-          </w:p>
-        </w:tc>
-      </w:tr>
-      <w:tr>
-        <w:tc>
-          <w:tcPr>
-            <w:tcW w:type="dxa" w:w="2268"/>
-          </w:tcPr>
-          <w:p>
-            <w:r/>
-            <w:r>
-              <w:rPr>
-                <w:rFonts w:ascii="Arial" w:hAnsi="Arial"/>
-                <w:sz w:val="16"/>
-              </w:rPr>
-              <w:t>Фитинги · Группы Термо</w:t>
-            </w:r>
-          </w:p>
-        </w:tc>
-        <w:tc>
-          <w:tcPr>
-            <w:tcW w:type="dxa" w:w="850"/>
-          </w:tcPr>
-          <w:p>
-            <w:pPr>
-              <w:jc w:val="right"/>
-            </w:pPr>
-            <w:r/>
-            <w:r>
-              <w:rPr>
-                <w:rFonts w:ascii="Arial" w:hAnsi="Arial"/>
-                <w:sz w:val="16"/>
-              </w:rPr>
-              <w:t>▁▁▁▁▃▁█▁▁</w:t>
-            </w:r>
-          </w:p>
-        </w:tc>
-        <w:tc>
-          <w:tcPr>
-            <w:tcW w:type="dxa" w:w="624"/>
-          </w:tcPr>
-          <w:p>
-            <w:pPr>
-              <w:jc w:val="right"/>
-            </w:pPr>
-            <w:r/>
-            <w:r>
-              <w:rPr>
-                <w:rFonts w:ascii="Arial" w:hAnsi="Arial"/>
-                <w:sz w:val="16"/>
-              </w:rPr>
-              <w:t>1</w:t>
-            </w:r>
-          </w:p>
-        </w:tc>
-        <w:tc>
-          <w:tcPr>
-            <w:tcW w:type="dxa" w:w="964"/>
-          </w:tcPr>
-          <w:p>
-            <w:pPr>
-              <w:jc w:val="right"/>
-            </w:pPr>
-            <w:r/>
-            <w:r>
-              <w:rPr>
-                <w:rFonts w:ascii="Arial" w:hAnsi="Arial"/>
-                <w:sz w:val="16"/>
-              </w:rPr>
-              <w:t>0,12</w:t>
-            </w:r>
-          </w:p>
-        </w:tc>
-        <w:tc>
-          <w:tcPr>
-            <w:tcW w:type="dxa" w:w="624"/>
-          </w:tcPr>
-          <w:p>
-            <w:pPr>
-              <w:jc w:val="right"/>
-            </w:pPr>
-            <w:r/>
-            <w:r>
-              <w:rPr>
-                <w:rFonts w:ascii="Arial" w:hAnsi="Arial"/>
-                <w:sz w:val="16"/>
-              </w:rPr>
-              <w:t>96,6 %</w:t>
-            </w:r>
-          </w:p>
-        </w:tc>
-        <w:tc>
-          <w:tcPr>
-            <w:tcW w:type="dxa" w:w="964"/>
-          </w:tcPr>
-          <w:p>
-            <w:pPr>
-              <w:jc w:val="right"/>
-            </w:pPr>
-            <w:r/>
-            <w:r>
-              <w:rPr>
-                <w:rFonts w:ascii="Arial" w:hAnsi="Arial"/>
-                <w:sz w:val="16"/>
-              </w:rPr>
-              <w:t>0,00</w:t>
-            </w:r>
-          </w:p>
-        </w:tc>
-        <w:tc>
-          <w:tcPr>
-            <w:tcW w:type="dxa" w:w="510"/>
-          </w:tcPr>
-          <w:p>
-            <w:pPr>
-              <w:jc w:val="right"/>
-            </w:pPr>
-            <w:r/>
-            <w:r>
-              <w:rPr>
-                <w:rFonts w:ascii="Arial" w:hAnsi="Arial"/>
-                <w:sz w:val="16"/>
-              </w:rPr>
-              <w:t>—</w:t>
-            </w:r>
-          </w:p>
-        </w:tc>
-        <w:tc>
-          <w:tcPr>
-            <w:tcW w:type="dxa" w:w="624"/>
-          </w:tcPr>
-          <w:p>
-            <w:pPr>
-              <w:jc w:val="right"/>
-            </w:pPr>
-            <w:r/>
-            <w:r>
-              <w:rPr>
-                <w:rFonts w:ascii="Arial" w:hAnsi="Arial"/>
-                <w:sz w:val="16"/>
-              </w:rPr>
-              <w:t>—</w:t>
-            </w:r>
-          </w:p>
-        </w:tc>
-        <w:tc>
-          <w:tcPr>
-            <w:tcW w:type="dxa" w:w="1247"/>
-          </w:tcPr>
-          <w:p>
-            <w:pPr>
-              <w:jc w:val="right"/>
-            </w:pPr>
-            <w:r/>
-            <w:r>
-              <w:rPr>
-                <w:rFonts w:ascii="Arial" w:hAnsi="Arial"/>
-                <w:sz w:val="16"/>
-              </w:rPr>
-              <w:t>0,17</w:t>
-            </w:r>
-          </w:p>
-        </w:tc>
-        <w:tc>
-          <w:tcPr>
-            <w:tcW w:type="dxa" w:w="567"/>
-          </w:tcPr>
-          <w:p>
-            <w:pPr>
-              <w:jc w:val="right"/>
-            </w:pPr>
-            <w:r/>
-            <w:r>
-              <w:rPr>
-                <w:rFonts w:ascii="Arial" w:hAnsi="Arial"/>
-                <w:sz w:val="16"/>
-              </w:rPr>
-              <w:t>—</w:t>
-            </w:r>
-          </w:p>
-        </w:tc>
-      </w:tr>
-      <w:tr>
-        <w:tc>
-          <w:tcPr>
-            <w:tcW w:type="dxa" w:w="2268"/>
-          </w:tcPr>
-          <w:p>
-            <w:r/>
-            <w:r>
-              <w:rPr>
-                <w:rFonts w:ascii="Arial" w:hAnsi="Arial"/>
-                <w:sz w:val="16"/>
-              </w:rPr>
-              <w:t>Прочее оборудование КОМФОРТ · Группы Комфорт</w:t>
-            </w:r>
-          </w:p>
-        </w:tc>
-        <w:tc>
-          <w:tcPr>
-            <w:tcW w:type="dxa" w:w="850"/>
-          </w:tcPr>
-          <w:p>
-            <w:pPr>
-              <w:jc w:val="right"/>
-            </w:pPr>
-            <w:r/>
-            <w:r>
-              <w:rPr>
-                <w:rFonts w:ascii="Arial" w:hAnsi="Arial"/>
-                <w:sz w:val="16"/>
-              </w:rPr>
-              <w:t>▁▁▁▁█▁▁▁▁</w:t>
-            </w:r>
-          </w:p>
-        </w:tc>
-        <w:tc>
-          <w:tcPr>
-            <w:tcW w:type="dxa" w:w="624"/>
-          </w:tcPr>
-          <w:p>
-            <w:pPr>
-              <w:jc w:val="right"/>
-            </w:pPr>
-            <w:r/>
-            <w:r>
-              <w:rPr>
-                <w:rFonts w:ascii="Arial" w:hAnsi="Arial"/>
-                <w:sz w:val="16"/>
-              </w:rPr>
-              <w:t>4</w:t>
-            </w:r>
-          </w:p>
-        </w:tc>
-        <w:tc>
-          <w:tcPr>
-            <w:tcW w:type="dxa" w:w="964"/>
-          </w:tcPr>
-          <w:p>
-            <w:pPr>
-              <w:jc w:val="right"/>
-            </w:pPr>
-            <w:r/>
-            <w:r>
-              <w:rPr>
-                <w:rFonts w:ascii="Arial" w:hAnsi="Arial"/>
-                <w:sz w:val="16"/>
-              </w:rPr>
-              <w:t>0,02</w:t>
-            </w:r>
-          </w:p>
-        </w:tc>
-        <w:tc>
-          <w:tcPr>
-            <w:tcW w:type="dxa" w:w="624"/>
-          </w:tcPr>
-          <w:p>
-            <w:pPr>
-              <w:jc w:val="right"/>
-            </w:pPr>
-            <w:r/>
-            <w:r>
-              <w:rPr>
-                <w:rFonts w:ascii="Arial" w:hAnsi="Arial"/>
-                <w:sz w:val="16"/>
-              </w:rPr>
-              <w:t>-46,4 %</w:t>
-            </w:r>
-          </w:p>
-        </w:tc>
-        <w:tc>
-          <w:tcPr>
-            <w:tcW w:type="dxa" w:w="964"/>
-          </w:tcPr>
-          <w:p>
-            <w:pPr>
-              <w:jc w:val="right"/>
-            </w:pPr>
-            <w:r/>
-            <w:r>
-              <w:rPr>
-                <w:rFonts w:ascii="Arial" w:hAnsi="Arial"/>
-                <w:sz w:val="16"/>
-              </w:rPr>
-              <w:t>0,00</w:t>
-            </w:r>
-          </w:p>
-        </w:tc>
-        <w:tc>
-          <w:tcPr>
-            <w:tcW w:type="dxa" w:w="510"/>
-          </w:tcPr>
-          <w:p>
-            <w:pPr>
-              <w:jc w:val="right"/>
-            </w:pPr>
-            <w:r/>
-            <w:r>
-              <w:rPr>
-                <w:rFonts w:ascii="Arial" w:hAnsi="Arial"/>
-                <w:sz w:val="16"/>
-              </w:rPr>
-              <w:t>—</w:t>
-            </w:r>
-          </w:p>
-        </w:tc>
-        <w:tc>
-          <w:tcPr>
-            <w:tcW w:type="dxa" w:w="624"/>
-          </w:tcPr>
-          <w:p>
-            <w:pPr>
-              <w:jc w:val="right"/>
-            </w:pPr>
-            <w:r/>
-            <w:r>
-              <w:rPr>
-                <w:rFonts w:ascii="Arial" w:hAnsi="Arial"/>
-                <w:sz w:val="16"/>
-              </w:rPr>
-              <w:t>—</w:t>
-            </w:r>
-          </w:p>
-        </w:tc>
-        <w:tc>
-          <w:tcPr>
-            <w:tcW w:type="dxa" w:w="1247"/>
-          </w:tcPr>
-          <w:p>
-            <w:pPr>
-              <w:jc w:val="right"/>
-            </w:pPr>
-            <w:r/>
-            <w:r>
-              <w:rPr>
-                <w:rFonts w:ascii="Arial" w:hAnsi="Arial"/>
-                <w:b/>
-                <w:color w:val="C00000"/>
-                <w:sz w:val="16"/>
-              </w:rPr>
               <w:t>−0,01</w:t>
-            </w:r>
-          </w:p>
-        </w:tc>
-        <w:tc>
-          <w:tcPr>
-            <w:tcW w:type="dxa" w:w="567"/>
-          </w:tcPr>
-          <w:p>
-            <w:pPr>
-              <w:jc w:val="right"/>
-            </w:pPr>
-            <w:r/>
-            <w:r>
-              <w:rPr>
-                <w:rFonts w:ascii="Arial" w:hAnsi="Arial"/>
-                <w:sz w:val="16"/>
-              </w:rPr>
-              <w:t>—</w:t>
-            </w:r>
-          </w:p>
-        </w:tc>
-      </w:tr>
-      <w:tr>
-        <w:tc>
-          <w:tcPr>
-            <w:tcW w:type="dxa" w:w="2268"/>
-          </w:tcPr>
-          <w:p>
-            <w:r/>
-            <w:r>
-              <w:rPr>
-                <w:rFonts w:ascii="Arial" w:hAnsi="Arial"/>
-                <w:sz w:val="16"/>
-              </w:rPr>
-              <w:t>Промышленное тепловое оборуд · Группы Вент</w:t>
-            </w:r>
-          </w:p>
-        </w:tc>
-        <w:tc>
-          <w:tcPr>
-            <w:tcW w:type="dxa" w:w="850"/>
-          </w:tcPr>
-          <w:p>
-            <w:pPr>
-              <w:jc w:val="right"/>
-            </w:pPr>
-            <w:r/>
-            <w:r>
-              <w:rPr>
-                <w:rFonts w:ascii="Arial" w:hAnsi="Arial"/>
-                <w:sz w:val="16"/>
-              </w:rPr>
-              <w:t>▁▁▁▁█▁▁▁▁</w:t>
-            </w:r>
-          </w:p>
-        </w:tc>
-        <w:tc>
-          <w:tcPr>
-            <w:tcW w:type="dxa" w:w="624"/>
-          </w:tcPr>
-          <w:p>
-            <w:pPr>
-              <w:jc w:val="right"/>
-            </w:pPr>
-            <w:r/>
-            <w:r>
-              <w:rPr>
-                <w:rFonts w:ascii="Arial" w:hAnsi="Arial"/>
-                <w:sz w:val="16"/>
-              </w:rPr>
-              <w:t>1</w:t>
-            </w:r>
-          </w:p>
-        </w:tc>
-        <w:tc>
-          <w:tcPr>
-            <w:tcW w:type="dxa" w:w="964"/>
-          </w:tcPr>
-          <w:p>
-            <w:pPr>
-              <w:jc w:val="right"/>
-            </w:pPr>
-            <w:r/>
-            <w:r>
-              <w:rPr>
-                <w:rFonts w:ascii="Arial" w:hAnsi="Arial"/>
-                <w:sz w:val="16"/>
-              </w:rPr>
-              <w:t>0,01</w:t>
-            </w:r>
-          </w:p>
-        </w:tc>
-        <w:tc>
-          <w:tcPr>
-            <w:tcW w:type="dxa" w:w="624"/>
-          </w:tcPr>
-          <w:p>
-            <w:pPr>
-              <w:jc w:val="right"/>
-            </w:pPr>
-            <w:r/>
-            <w:r>
-              <w:rPr>
-                <w:rFonts w:ascii="Arial" w:hAnsi="Arial"/>
-                <w:sz w:val="16"/>
-              </w:rPr>
-              <w:t>52,8 %</w:t>
-            </w:r>
-          </w:p>
-        </w:tc>
-        <w:tc>
-          <w:tcPr>
-            <w:tcW w:type="dxa" w:w="964"/>
-          </w:tcPr>
-          <w:p>
-            <w:pPr>
-              <w:jc w:val="right"/>
-            </w:pPr>
-            <w:r/>
-            <w:r>
-              <w:rPr>
-                <w:rFonts w:ascii="Arial" w:hAnsi="Arial"/>
-                <w:sz w:val="16"/>
-              </w:rPr>
-              <w:t>0,00</w:t>
-            </w:r>
-          </w:p>
-        </w:tc>
-        <w:tc>
-          <w:tcPr>
-            <w:tcW w:type="dxa" w:w="510"/>
-          </w:tcPr>
-          <w:p>
-            <w:pPr>
-              <w:jc w:val="right"/>
-            </w:pPr>
-            <w:r/>
-            <w:r>
-              <w:rPr>
-                <w:rFonts w:ascii="Arial" w:hAnsi="Arial"/>
-                <w:sz w:val="16"/>
-              </w:rPr>
-              <w:t>—</w:t>
-            </w:r>
-          </w:p>
-        </w:tc>
-        <w:tc>
-          <w:tcPr>
-            <w:tcW w:type="dxa" w:w="624"/>
-          </w:tcPr>
-          <w:p>
-            <w:pPr>
-              <w:jc w:val="right"/>
-            </w:pPr>
-            <w:r/>
-            <w:r>
-              <w:rPr>
-                <w:rFonts w:ascii="Arial" w:hAnsi="Arial"/>
-                <w:sz w:val="16"/>
-              </w:rPr>
-              <w:t>—</w:t>
-            </w:r>
-          </w:p>
-        </w:tc>
-        <w:tc>
-          <w:tcPr>
-            <w:tcW w:type="dxa" w:w="1247"/>
-          </w:tcPr>
-          <w:p>
-            <w:pPr>
-              <w:jc w:val="right"/>
-            </w:pPr>
-            <w:r/>
-            <w:r>
-              <w:rPr>
-                <w:rFonts w:ascii="Arial" w:hAnsi="Arial"/>
-                <w:sz w:val="16"/>
-              </w:rPr>
-              <w:t>0,01</w:t>
             </w:r>
           </w:p>
         </w:tc>
@@ -7677,7 +7053,7 @@
                 <w:rFonts w:ascii="Arial" w:hAnsi="Arial"/>
                 <w:sz w:val="16"/>
               </w:rPr>
-              <w:t>Royal Thermo</w:t>
+              <w:t>TEBO</w:t>
             </w:r>
           </w:p>
         </w:tc>
@@ -7695,7 +7071,7 @@
                 <w:rFonts w:ascii="Arial" w:hAnsi="Arial"/>
                 <w:sz w:val="16"/>
               </w:rPr>
-              <w:t>▁▃▃▄▄▆▅█▄</w:t>
+              <w:t>▂▂▄▆▅█▆▆▃</w:t>
             </w:r>
           </w:p>
         </w:tc>
@@ -7713,7 +7089,7 @@
                 <w:rFonts w:ascii="Arial" w:hAnsi="Arial"/>
                 <w:sz w:val="16"/>
               </w:rPr>
-              <w:t>379</w:t>
+              <w:t>536</w:t>
             </w:r>
           </w:p>
         </w:tc>
@@ -7731,7 +7107,7 @@
                 <w:rFonts w:ascii="Arial" w:hAnsi="Arial"/>
                 <w:sz w:val="16"/>
               </w:rPr>
-              <w:t>19,19</w:t>
+              <w:t>18,63</w:t>
             </w:r>
           </w:p>
         </w:tc>
@@ -7749,7 +7125,7 @@
                 <w:rFonts w:ascii="Arial" w:hAnsi="Arial"/>
                 <w:sz w:val="16"/>
               </w:rPr>
-              <w:t>34,1 %</w:t>
+              <w:t>27,3 %</w:t>
             </w:r>
           </w:p>
         </w:tc>
@@ -7767,7 +7143,7 @@
                 <w:rFonts w:ascii="Arial" w:hAnsi="Arial"/>
                 <w:sz w:val="16"/>
               </w:rPr>
-              <w:t>6,44</w:t>
+              <w:t>8,46</w:t>
             </w:r>
           </w:p>
         </w:tc>
@@ -7785,7 +7161,7 @@
                 <w:rFonts w:ascii="Arial" w:hAnsi="Arial"/>
                 <w:sz w:val="16"/>
               </w:rPr>
-              <w:t>104</w:t>
+              <w:t>151</w:t>
             </w:r>
           </w:p>
         </w:tc>
@@ -7803,7 +7179,7 @@
                 <w:rFonts w:ascii="Arial" w:hAnsi="Arial"/>
                 <w:sz w:val="16"/>
               </w:rPr>
-              <w:t>1,82</w:t>
+              <w:t>0,91</w:t>
             </w:r>
           </w:p>
         </w:tc>
@@ -7821,7 +7197,7 @@
                 <w:rFonts w:ascii="Arial" w:hAnsi="Arial"/>
                 <w:sz w:val="16"/>
               </w:rPr>
-              <w:t>6,49</w:t>
+              <w:t>2,75</w:t>
             </w:r>
           </w:p>
         </w:tc>
@@ -7839,7 +7215,7 @@
                 <w:rFonts w:ascii="Arial" w:hAnsi="Arial"/>
                 <w:sz w:val="16"/>
               </w:rPr>
-              <w:t>21 %</w:t>
+              <w:t>10 %</w:t>
             </w:r>
           </w:p>
         </w:tc>
@@ -7856,7 +7232,7 @@
                 <w:rFonts w:ascii="Arial" w:hAnsi="Arial"/>
                 <w:sz w:val="16"/>
               </w:rPr>
-              <w:t>TEBO</w:t>
+              <w:t>Royal Thermo</w:t>
             </w:r>
           </w:p>
         </w:tc>
@@ -7874,7 +7250,7 @@
                 <w:rFonts w:ascii="Arial" w:hAnsi="Arial"/>
                 <w:sz w:val="16"/>
               </w:rPr>
-              <w:t>▂▂▄▆▅█▆▆▃</w:t>
+              <w:t>▁▃▃▄▄▆▄█▄</w:t>
             </w:r>
           </w:p>
         </w:tc>
@@ -7892,7 +7268,7 @@
                 <w:rFonts w:ascii="Arial" w:hAnsi="Arial"/>
                 <w:sz w:val="16"/>
               </w:rPr>
-              <w:t>536</w:t>
+              <w:t>316</w:t>
             </w:r>
           </w:p>
         </w:tc>
@@ -7910,7 +7286,7 @@
                 <w:rFonts w:ascii="Arial" w:hAnsi="Arial"/>
                 <w:sz w:val="16"/>
               </w:rPr>
-              <w:t>18,63</w:t>
+              <w:t>17,26</w:t>
             </w:r>
           </w:p>
         </w:tc>
@@ -7928,7 +7304,7 @@
                 <w:rFonts w:ascii="Arial" w:hAnsi="Arial"/>
                 <w:sz w:val="16"/>
               </w:rPr>
-              <w:t>27,3 %</w:t>
+              <w:t>34,4 %</w:t>
             </w:r>
           </w:p>
         </w:tc>
@@ -7946,7 +7322,7 @@
                 <w:rFonts w:ascii="Arial" w:hAnsi="Arial"/>
                 <w:sz w:val="16"/>
               </w:rPr>
-              <w:t>8,46</w:t>
+              <w:t>5,75</w:t>
             </w:r>
           </w:p>
         </w:tc>
@@ -7964,7 +7340,7 @@
                 <w:rFonts w:ascii="Arial" w:hAnsi="Arial"/>
                 <w:sz w:val="16"/>
               </w:rPr>
-              <w:t>151</w:t>
+              <w:t>99</w:t>
             </w:r>
           </w:p>
         </w:tc>
@@ -7982,7 +7358,7 @@
                 <w:rFonts w:ascii="Arial" w:hAnsi="Arial"/>
                 <w:sz w:val="16"/>
               </w:rPr>
-              <w:t>0,91</w:t>
+              <w:t>1,94</w:t>
             </w:r>
           </w:p>
         </w:tc>
@@ -8000,7 +7376,7 @@
                 <w:rFonts w:ascii="Arial" w:hAnsi="Arial"/>
                 <w:sz w:val="16"/>
               </w:rPr>
-              <w:t>2,75</w:t>
+              <w:t>6,05</w:t>
             </w:r>
           </w:p>
         </w:tc>
@@ -8018,7 +7394,7 @@
                 <w:rFonts w:ascii="Arial" w:hAnsi="Arial"/>
                 <w:sz w:val="16"/>
               </w:rPr>
-              <w:t>10 %</w:t>
+              <w:t>21 %</w:t>
             </w:r>
           </w:p>
         </w:tc>
@@ -9109,7 +8485,7 @@
                 <w:rFonts w:ascii="Arial" w:hAnsi="Arial"/>
                 <w:sz w:val="16"/>
               </w:rPr>
-              <w:t>РИДАН</w:t>
+              <w:t>РГК</w:t>
             </w:r>
           </w:p>
         </w:tc>
@@ -9127,7 +8503,7 @@
                 <w:rFonts w:ascii="Arial" w:hAnsi="Arial"/>
                 <w:sz w:val="16"/>
               </w:rPr>
-              <w:t>▁▁▅█▁▃▁▁▁</w:t>
+              <w:t>▁▁▁▁▂▃▆█▂</w:t>
             </w:r>
           </w:p>
         </w:tc>
@@ -9145,7 +8521,7 @@
                 <w:rFonts w:ascii="Arial" w:hAnsi="Arial"/>
                 <w:sz w:val="16"/>
               </w:rPr>
-              <w:t>26</w:t>
+              <w:t>24</w:t>
             </w:r>
           </w:p>
         </w:tc>
@@ -9163,7 +8539,7 @@
                 <w:rFonts w:ascii="Arial" w:hAnsi="Arial"/>
                 <w:sz w:val="16"/>
               </w:rPr>
-              <w:t>3,38</w:t>
+              <w:t>3,29</w:t>
             </w:r>
           </w:p>
         </w:tc>
@@ -9181,7 +8557,7 @@
                 <w:rFonts w:ascii="Arial" w:hAnsi="Arial"/>
                 <w:sz w:val="16"/>
               </w:rPr>
-              <w:t>13,0 %</w:t>
+              <w:t>36,9 %</w:t>
             </w:r>
           </w:p>
         </w:tc>
@@ -9199,7 +8575,7 @@
                 <w:rFonts w:ascii="Arial" w:hAnsi="Arial"/>
                 <w:sz w:val="16"/>
               </w:rPr>
-              <w:t>0,00</w:t>
+              <w:t>0,58</w:t>
             </w:r>
           </w:p>
         </w:tc>
@@ -9217,7 +8593,7 @@
                 <w:rFonts w:ascii="Arial" w:hAnsi="Arial"/>
                 <w:sz w:val="16"/>
               </w:rPr>
-              <w:t>1</w:t>
+              <w:t>57</w:t>
             </w:r>
           </w:p>
         </w:tc>
@@ -9235,7 +8611,7 @@
                 <w:rFonts w:ascii="Arial" w:hAnsi="Arial"/>
                 <w:sz w:val="16"/>
               </w:rPr>
-              <w:t>—</w:t>
+              <w:t>3,76</w:t>
             </w:r>
           </w:p>
         </w:tc>
@@ -9253,7 +8629,7 @@
                 <w:rFonts w:ascii="Arial" w:hAnsi="Arial"/>
                 <w:sz w:val="16"/>
               </w:rPr>
-              <w:t>0,62</w:t>
+              <w:t>1,49</w:t>
             </w:r>
           </w:p>
         </w:tc>
@@ -9271,7 +8647,7 @@
                 <w:rFonts w:ascii="Arial" w:hAnsi="Arial"/>
                 <w:sz w:val="16"/>
               </w:rPr>
-              <w:t>—</w:t>
+              <w:t>26 %</w:t>
             </w:r>
           </w:p>
         </w:tc>
@@ -9288,7 +8664,7 @@
                 <w:rFonts w:ascii="Arial" w:hAnsi="Arial"/>
                 <w:sz w:val="16"/>
               </w:rPr>
-              <w:t>РГК</w:t>
+              <w:t>Политэк Пайп</w:t>
             </w:r>
           </w:p>
         </w:tc>
@@ -9306,7 +8682,7 @@
                 <w:rFonts w:ascii="Arial" w:hAnsi="Arial"/>
                 <w:sz w:val="16"/>
               </w:rPr>
-              <w:t>▁▁▁▁▂▃▆█▂</w:t>
+              <w:t>▁▂▅▇▅▇▇█▃</w:t>
             </w:r>
           </w:p>
         </w:tc>
@@ -9324,7 +8700,7 @@
                 <w:rFonts w:ascii="Arial" w:hAnsi="Arial"/>
                 <w:sz w:val="16"/>
               </w:rPr>
-              <w:t>24</w:t>
+              <w:t>319</w:t>
             </w:r>
           </w:p>
         </w:tc>
@@ -9342,7 +8718,7 @@
                 <w:rFonts w:ascii="Arial" w:hAnsi="Arial"/>
                 <w:sz w:val="16"/>
               </w:rPr>
-              <w:t>3,29</w:t>
+              <w:t>3,12</w:t>
             </w:r>
           </w:p>
         </w:tc>
@@ -9360,7 +8736,7 @@
                 <w:rFonts w:ascii="Arial" w:hAnsi="Arial"/>
                 <w:sz w:val="16"/>
               </w:rPr>
-              <w:t>36,9 %</w:t>
+              <w:t>35,4 %</w:t>
             </w:r>
           </w:p>
         </w:tc>
@@ -9378,48 +8754,48 @@
                 <w:rFonts w:ascii="Arial" w:hAnsi="Arial"/>
                 <w:sz w:val="16"/>
               </w:rPr>
+              <w:t>2,64</w:t>
+            </w:r>
+          </w:p>
+        </w:tc>
+        <w:tc>
+          <w:tcPr>
+            <w:tcW w:type="dxa" w:w="510"/>
+          </w:tcPr>
+          <w:p>
+            <w:pPr>
+              <w:jc w:val="right"/>
+            </w:pPr>
+            <w:r/>
+            <w:r>
+              <w:rPr>
+                <w:rFonts w:ascii="Arial" w:hAnsi="Arial"/>
+                <w:sz w:val="16"/>
+              </w:rPr>
+              <w:t>347</w:t>
+            </w:r>
+          </w:p>
+        </w:tc>
+        <w:tc>
+          <w:tcPr>
+            <w:tcW w:type="dxa" w:w="624"/>
+          </w:tcPr>
+          <w:p>
+            <w:pPr>
+              <w:jc w:val="right"/>
+            </w:pPr>
+            <w:r/>
+            <w:r>
+              <w:rPr>
+                <w:rFonts w:ascii="Arial" w:hAnsi="Arial"/>
+                <w:sz w:val="16"/>
+              </w:rPr>
               <w:t>0,58</w:t>
             </w:r>
           </w:p>
         </w:tc>
         <w:tc>
           <w:tcPr>
-            <w:tcW w:type="dxa" w:w="510"/>
-          </w:tcPr>
-          <w:p>
-            <w:pPr>
-              <w:jc w:val="right"/>
-            </w:pPr>
-            <w:r/>
-            <w:r>
-              <w:rPr>
-                <w:rFonts w:ascii="Arial" w:hAnsi="Arial"/>
-                <w:sz w:val="16"/>
-              </w:rPr>
-              <w:t>57</w:t>
-            </w:r>
-          </w:p>
-        </w:tc>
-        <w:tc>
-          <w:tcPr>
-            <w:tcW w:type="dxa" w:w="624"/>
-          </w:tcPr>
-          <w:p>
-            <w:pPr>
-              <w:jc w:val="right"/>
-            </w:pPr>
-            <w:r/>
-            <w:r>
-              <w:rPr>
-                <w:rFonts w:ascii="Arial" w:hAnsi="Arial"/>
-                <w:sz w:val="16"/>
-              </w:rPr>
-              <w:t>3,76</w:t>
-            </w:r>
-          </w:p>
-        </w:tc>
-        <w:tc>
-          <w:tcPr>
             <w:tcW w:type="dxa" w:w="1247"/>
           </w:tcPr>
           <w:p>
@@ -9432,7 +8808,7 @@
                 <w:rFonts w:ascii="Arial" w:hAnsi="Arial"/>
                 <w:sz w:val="16"/>
               </w:rPr>
-              <w:t>1,49</w:t>
+              <w:t>0,03</w:t>
             </w:r>
           </w:p>
         </w:tc>
@@ -9450,7 +8826,7 @@
                 <w:rFonts w:ascii="Arial" w:hAnsi="Arial"/>
                 <w:sz w:val="16"/>
               </w:rPr>
-              <w:t>26 %</w:t>
+              <w:t>8 %</w:t>
             </w:r>
           </w:p>
         </w:tc>
@@ -9467,7 +8843,7 @@
                 <w:rFonts w:ascii="Arial" w:hAnsi="Arial"/>
                 <w:sz w:val="16"/>
               </w:rPr>
-              <w:t>Политэк Пайп</w:t>
+              <w:t>БЕЗ МАРКИ</w:t>
             </w:r>
           </w:p>
         </w:tc>
@@ -9485,7 +8861,7 @@
                 <w:rFonts w:ascii="Arial" w:hAnsi="Arial"/>
                 <w:sz w:val="16"/>
               </w:rPr>
-              <w:t>▁▂▅▇▅▇▇█▃</w:t>
+              <w:t>▁▅▃▇█▇▅▃▁</w:t>
             </w:r>
           </w:p>
         </w:tc>
@@ -9503,7 +8879,7 @@
                 <w:rFonts w:ascii="Arial" w:hAnsi="Arial"/>
                 <w:sz w:val="16"/>
               </w:rPr>
-              <w:t>319</w:t>
+              <w:t>1 065</w:t>
             </w:r>
           </w:p>
         </w:tc>
@@ -9521,7 +8897,7 @@
                 <w:rFonts w:ascii="Arial" w:hAnsi="Arial"/>
                 <w:sz w:val="16"/>
               </w:rPr>
-              <w:t>3,12</w:t>
+              <w:t>2,80</w:t>
             </w:r>
           </w:p>
         </w:tc>
@@ -9539,7 +8915,7 @@
                 <w:rFonts w:ascii="Arial" w:hAnsi="Arial"/>
                 <w:sz w:val="16"/>
               </w:rPr>
-              <w:t>35,4 %</w:t>
+              <w:t>14,8 %</w:t>
             </w:r>
           </w:p>
         </w:tc>
@@ -9557,7 +8933,7 @@
                 <w:rFonts w:ascii="Arial" w:hAnsi="Arial"/>
                 <w:sz w:val="16"/>
               </w:rPr>
-              <w:t>2,64</w:t>
+              <w:t>2,04</w:t>
             </w:r>
           </w:p>
         </w:tc>
@@ -9575,7 +8951,7 @@
                 <w:rFonts w:ascii="Arial" w:hAnsi="Arial"/>
                 <w:sz w:val="16"/>
               </w:rPr>
-              <w:t>347</w:t>
+              <w:t>332</w:t>
             </w:r>
           </w:p>
         </w:tc>
@@ -9593,7 +8969,7 @@
                 <w:rFonts w:ascii="Arial" w:hAnsi="Arial"/>
                 <w:sz w:val="16"/>
               </w:rPr>
-              <w:t>0,58</w:t>
+              <w:t>0,19</w:t>
             </w:r>
           </w:p>
         </w:tc>
@@ -9609,9 +8985,11 @@
             <w:r>
               <w:rPr>
                 <w:rFonts w:ascii="Arial" w:hAnsi="Arial"/>
-                <w:sz w:val="16"/>
-              </w:rPr>
-              <w:t>0,03</w:t>
+                <w:b/>
+                <w:color w:val="C00000"/>
+                <w:sz w:val="16"/>
+              </w:rPr>
+              <w:t>−1,17</w:t>
             </w:r>
           </w:p>
         </w:tc>
@@ -9629,7 +9007,7 @@
                 <w:rFonts w:ascii="Arial" w:hAnsi="Arial"/>
                 <w:sz w:val="16"/>
               </w:rPr>
-              <w:t>8 %</w:t>
+              <w:t>11 %</w:t>
             </w:r>
           </w:p>
         </w:tc>
@@ -9646,7 +9024,7 @@
                 <w:rFonts w:ascii="Arial" w:hAnsi="Arial"/>
                 <w:sz w:val="16"/>
               </w:rPr>
-              <w:t>БЕЗ МАРКИ</w:t>
+              <w:t>МАЛАХИТ</w:t>
             </w:r>
           </w:p>
         </w:tc>
@@ -9664,7 +9042,7 @@
                 <w:rFonts w:ascii="Arial" w:hAnsi="Arial"/>
                 <w:sz w:val="16"/>
               </w:rPr>
-              <w:t>▁▅▃▇█▇▅▃▁</w:t>
+              <w:t>▁▁▂▁▆▃▂█▃</w:t>
             </w:r>
           </w:p>
         </w:tc>
@@ -9682,7 +9060,7 @@
                 <w:rFonts w:ascii="Arial" w:hAnsi="Arial"/>
                 <w:sz w:val="16"/>
               </w:rPr>
-              <w:t>1 065</w:t>
+              <w:t>6</w:t>
             </w:r>
           </w:p>
         </w:tc>
@@ -9700,7 +9078,7 @@
                 <w:rFonts w:ascii="Arial" w:hAnsi="Arial"/>
                 <w:sz w:val="16"/>
               </w:rPr>
-              <w:t>2,80</w:t>
+              <w:t>2,25</w:t>
             </w:r>
           </w:p>
         </w:tc>
@@ -9718,7 +9096,7 @@
                 <w:rFonts w:ascii="Arial" w:hAnsi="Arial"/>
                 <w:sz w:val="16"/>
               </w:rPr>
-              <w:t>14,8 %</w:t>
+              <w:t>18,1 %</w:t>
             </w:r>
           </w:p>
         </w:tc>
@@ -9736,7 +9114,7 @@
                 <w:rFonts w:ascii="Arial" w:hAnsi="Arial"/>
                 <w:sz w:val="16"/>
               </w:rPr>
-              <w:t>2,04</w:t>
+              <w:t>0,68</w:t>
             </w:r>
           </w:p>
         </w:tc>
@@ -9754,7 +9132,7 @@
                 <w:rFonts w:ascii="Arial" w:hAnsi="Arial"/>
                 <w:sz w:val="16"/>
               </w:rPr>
-              <w:t>332</w:t>
+              <w:t>88</w:t>
             </w:r>
           </w:p>
         </w:tc>
@@ -9772,7 +9150,7 @@
                 <w:rFonts w:ascii="Arial" w:hAnsi="Arial"/>
                 <w:sz w:val="16"/>
               </w:rPr>
-              <w:t>0,19</w:t>
+              <w:t>0,92</w:t>
             </w:r>
           </w:p>
         </w:tc>
@@ -9788,11 +9166,9 @@
             <w:r>
               <w:rPr>
                 <w:rFonts w:ascii="Arial" w:hAnsi="Arial"/>
-                <w:b/>
-                <w:color w:val="C00000"/>
-                <w:sz w:val="16"/>
-              </w:rPr>
-              <w:t>−1,17</w:t>
+                <w:sz w:val="16"/>
+              </w:rPr>
+              <w:t>0,22</w:t>
             </w:r>
           </w:p>
         </w:tc>
@@ -9810,7 +9186,7 @@
                 <w:rFonts w:ascii="Arial" w:hAnsi="Arial"/>
                 <w:sz w:val="16"/>
               </w:rPr>
-              <w:t>11 %</w:t>
+              <w:t>17 %</w:t>
             </w:r>
           </w:p>
         </w:tc>
@@ -11975,7 +11351,7 @@
                 <w:rFonts w:ascii="Arial" w:hAnsi="Arial"/>
                 <w:sz w:val="16"/>
               </w:rPr>
-              <w:t>▁▂▃▆▆▆█▆▂</w:t>
+              <w:t>▁▂▂▅▆▆█▆▃</w:t>
             </w:r>
           </w:p>
         </w:tc>
@@ -11993,7 +11369,7 @@
                 <w:rFonts w:ascii="Arial" w:hAnsi="Arial"/>
                 <w:sz w:val="16"/>
               </w:rPr>
-              <w:t>4 374</w:t>
+              <w:t>4 323</w:t>
             </w:r>
           </w:p>
         </w:tc>
@@ -12011,7 +11387,7 @@
                 <w:rFonts w:ascii="Arial" w:hAnsi="Arial"/>
                 <w:sz w:val="16"/>
               </w:rPr>
-              <w:t>59,59</w:t>
+              <w:t>55,71</w:t>
             </w:r>
           </w:p>
         </w:tc>
@@ -12029,7 +11405,7 @@
                 <w:rFonts w:ascii="Arial" w:hAnsi="Arial"/>
                 <w:sz w:val="16"/>
               </w:rPr>
-              <w:t>24,0 %</w:t>
+              <w:t>24,4 %</w:t>
             </w:r>
           </w:p>
         </w:tc>
@@ -12047,7 +11423,7 @@
                 <w:rFonts w:ascii="Arial" w:hAnsi="Arial"/>
                 <w:sz w:val="16"/>
               </w:rPr>
-              <w:t>19,15</w:t>
+              <w:t>18,90</w:t>
             </w:r>
           </w:p>
         </w:tc>
@@ -12065,7 +11441,7 @@
                 <w:rFonts w:ascii="Arial" w:hAnsi="Arial"/>
                 <w:sz w:val="16"/>
               </w:rPr>
-              <w:t>105</w:t>
+              <w:t>111</w:t>
             </w:r>
           </w:p>
         </w:tc>
@@ -12083,7 +11459,7 @@
                 <w:rFonts w:ascii="Arial" w:hAnsi="Arial"/>
                 <w:sz w:val="16"/>
               </w:rPr>
-              <w:t>1,10</w:t>
+              <w:t>1,06</w:t>
             </w:r>
           </w:p>
         </w:tc>
@@ -12101,7 +11477,7 @@
                 <w:rFonts w:ascii="Arial" w:hAnsi="Arial"/>
                 <w:sz w:val="16"/>
               </w:rPr>
-              <w:t>9,95</w:t>
+              <w:t>9,09</w:t>
             </w:r>
           </w:p>
         </w:tc>
@@ -12154,7 +11530,7 @@
                 <w:rFonts w:ascii="Arial" w:hAnsi="Arial"/>
                 <w:sz w:val="16"/>
               </w:rPr>
-              <w:t>▁▃▃▄▅▆▆█▄</w:t>
+              <w:t>▁▃▃▄▅▆▆█▃</w:t>
             </w:r>
           </w:p>
         </w:tc>
@@ -12172,7 +11548,7 @@
                 <w:rFonts w:ascii="Arial" w:hAnsi="Arial"/>
                 <w:sz w:val="16"/>
               </w:rPr>
-              <w:t>4 319</w:t>
+              <w:t>4 260</w:t>
             </w:r>
           </w:p>
         </w:tc>
@@ -12190,7 +11566,7 @@
                 <w:rFonts w:ascii="Arial" w:hAnsi="Arial"/>
                 <w:sz w:val="16"/>
               </w:rPr>
-              <w:t>44,77</w:t>
+              <w:t>43,34</w:t>
             </w:r>
           </w:p>
         </w:tc>
@@ -12208,7 +11584,7 @@
                 <w:rFonts w:ascii="Arial" w:hAnsi="Arial"/>
                 <w:sz w:val="16"/>
               </w:rPr>
-              <w:t>28,3 %</w:t>
+              <w:t>28,1 %</w:t>
             </w:r>
           </w:p>
         </w:tc>
@@ -12226,7 +11602,7 @@
                 <w:rFonts w:ascii="Arial" w:hAnsi="Arial"/>
                 <w:sz w:val="16"/>
               </w:rPr>
-              <w:t>22,60</w:t>
+              <w:t>22,16</w:t>
             </w:r>
           </w:p>
         </w:tc>
@@ -12262,7 +11638,7 @@
                 <w:rFonts w:ascii="Arial" w:hAnsi="Arial"/>
                 <w:sz w:val="16"/>
               </w:rPr>
-              <w:t>0,91</w:t>
+              <w:t>0,90</w:t>
             </w:r>
           </w:p>
         </w:tc>
@@ -12280,7 +11656,7 @@
                 <w:rFonts w:ascii="Arial" w:hAnsi="Arial"/>
                 <w:sz w:val="16"/>
               </w:rPr>
-              <w:t>6,82</w:t>
+              <w:t>6,46</w:t>
             </w:r>
           </w:p>
         </w:tc>
@@ -12763,7 +12139,7 @@
                 <w:rFonts w:ascii="Arial" w:hAnsi="Arial"/>
                 <w:sz w:val="16"/>
               </w:rPr>
-              <w:t>▁▃▄▇▆▇▇█▃</w:t>
+              <w:t>▁▃▃▆▆▇█▇▃</w:t>
             </w:r>
           </w:p>
         </w:tc>
@@ -12781,7 +12157,7 @@
                 <w:rFonts w:ascii="Arial" w:hAnsi="Arial"/>
                 <w:sz w:val="16"/>
               </w:rPr>
-              <w:t>5 836</w:t>
+              <w:t>5 749</w:t>
             </w:r>
           </w:p>
         </w:tc>
@@ -12799,7 +12175,7 @@
                 <w:rFonts w:ascii="Arial" w:hAnsi="Arial"/>
                 <w:sz w:val="16"/>
               </w:rPr>
-              <w:t>87,83</w:t>
+              <w:t>83,05</w:t>
             </w:r>
           </w:p>
         </w:tc>
@@ -12817,7 +12193,7 @@
                 <w:rFonts w:ascii="Arial" w:hAnsi="Arial"/>
                 <w:sz w:val="16"/>
               </w:rPr>
-              <w:t>25,9 %</w:t>
+              <w:t>26,2 %</w:t>
             </w:r>
           </w:p>
         </w:tc>
@@ -12835,7 +12211,7 @@
                 <w:rFonts w:ascii="Arial" w:hAnsi="Arial"/>
                 <w:sz w:val="16"/>
               </w:rPr>
-              <w:t>41,54</w:t>
+              <w:t>40,87</w:t>
             </w:r>
           </w:p>
         </w:tc>
@@ -12853,7 +12229,7 @@
                 <w:rFonts w:ascii="Arial" w:hAnsi="Arial"/>
                 <w:sz w:val="16"/>
               </w:rPr>
-              <w:t>149</w:t>
+              <w:t>155</w:t>
             </w:r>
           </w:p>
         </w:tc>
@@ -12871,7 +12247,7 @@
                 <w:rFonts w:ascii="Arial" w:hAnsi="Arial"/>
                 <w:sz w:val="16"/>
               </w:rPr>
-              <w:t>0,86</w:t>
+              <w:t>0,84</w:t>
             </w:r>
           </w:p>
         </w:tc>
@@ -12889,7 +12265,7 @@
                 <w:rFonts w:ascii="Arial" w:hAnsi="Arial"/>
                 <w:sz w:val="16"/>
               </w:rPr>
-              <w:t>11,17</w:t>
+              <w:t>10,19</w:t>
             </w:r>
           </w:p>
         </w:tc>
@@ -12942,7 +12318,7 @@
                 <w:rFonts w:ascii="Arial" w:hAnsi="Arial"/>
                 <w:sz w:val="16"/>
               </w:rPr>
-              <w:t>▂▂▂▃▅▇█▇▃</w:t>
+              <w:t>▂▂▂▃▆▇█▇▃</w:t>
             </w:r>
           </w:p>
         </w:tc>
@@ -12960,7 +12336,7 @@
                 <w:rFonts w:ascii="Arial" w:hAnsi="Arial"/>
                 <w:sz w:val="16"/>
               </w:rPr>
-              <w:t>2 513</w:t>
+              <w:t>2 488</w:t>
             </w:r>
           </w:p>
         </w:tc>
@@ -12978,7 +12354,7 @@
                 <w:rFonts w:ascii="Arial" w:hAnsi="Arial"/>
                 <w:sz w:val="16"/>
               </w:rPr>
-              <w:t>16,42</w:t>
+              <w:t>15,89</w:t>
             </w:r>
           </w:p>
         </w:tc>
@@ -12996,7 +12372,7 @@
                 <w:rFonts w:ascii="Arial" w:hAnsi="Arial"/>
                 <w:sz w:val="16"/>
               </w:rPr>
-              <w:t>25,6 %</w:t>
+              <w:t>25,4 %</w:t>
             </w:r>
           </w:p>
         </w:tc>
@@ -13014,7 +12390,7 @@
                 <w:rFonts w:ascii="Arial" w:hAnsi="Arial"/>
                 <w:sz w:val="16"/>
               </w:rPr>
-              <w:t>0,21</w:t>
+              <w:t>0,19</w:t>
             </w:r>
           </w:p>
         </w:tc>
@@ -13032,7 +12408,7 @@
                 <w:rFonts w:ascii="Arial" w:hAnsi="Arial"/>
                 <w:sz w:val="16"/>
               </w:rPr>
-              <w:t>6</w:t>
+              <w:t>5</w:t>
             </w:r>
           </w:p>
         </w:tc>
@@ -13068,7 +12444,7 @@
                 <w:rFonts w:ascii="Arial" w:hAnsi="Arial"/>
                 <w:sz w:val="16"/>
               </w:rPr>
-              <w:t>5,88</w:t>
+              <w:t>5,64</w:t>
             </w:r>
           </w:p>
         </w:tc>
@@ -13911,7 +13287,7 @@
                 <w:rFonts w:ascii="Arial" w:hAnsi="Arial"/>
                 <w:sz w:val="16"/>
               </w:rPr>
-              <w:t>▁▁▃█▆▇▇▆▃</w:t>
+              <w:t>▁▁▂▇▇▇█▇▃</w:t>
             </w:r>
           </w:p>
         </w:tc>
@@ -13929,7 +13305,7 @@
                 <w:rFonts w:ascii="Arial" w:hAnsi="Arial"/>
                 <w:sz w:val="16"/>
               </w:rPr>
-              <w:t>3 825</w:t>
+              <w:t>3 774</w:t>
             </w:r>
           </w:p>
         </w:tc>
@@ -13947,7 +13323,7 @@
                 <w:rFonts w:ascii="Arial" w:hAnsi="Arial"/>
                 <w:sz w:val="16"/>
               </w:rPr>
-              <w:t>41,54</w:t>
+              <w:t>37,92</w:t>
             </w:r>
           </w:p>
         </w:tc>
@@ -13965,7 +13341,7 @@
                 <w:rFonts w:ascii="Arial" w:hAnsi="Arial"/>
                 <w:sz w:val="16"/>
               </w:rPr>
-              <w:t>21,0 %</w:t>
+              <w:t>21,6 %</w:t>
             </w:r>
           </w:p>
         </w:tc>
@@ -13983,7 +13359,7 @@
                 <w:rFonts w:ascii="Arial" w:hAnsi="Arial"/>
                 <w:sz w:val="16"/>
               </w:rPr>
-              <w:t>16,34</w:t>
+              <w:t>16,16</w:t>
             </w:r>
           </w:p>
         </w:tc>
@@ -14001,7 +13377,7 @@
                 <w:rFonts w:ascii="Arial" w:hAnsi="Arial"/>
                 <w:sz w:val="16"/>
               </w:rPr>
-              <w:t>99</w:t>
+              <w:t>108</w:t>
             </w:r>
           </w:p>
         </w:tc>
@@ -14019,7 +13395,7 @@
                 <w:rFonts w:ascii="Arial" w:hAnsi="Arial"/>
                 <w:sz w:val="16"/>
               </w:rPr>
-              <w:t>0,98</w:t>
+              <w:t>0,93</w:t>
             </w:r>
           </w:p>
         </w:tc>
@@ -14037,7 +13413,7 @@
                 <w:rFonts w:ascii="Arial" w:hAnsi="Arial"/>
                 <w:sz w:val="16"/>
               </w:rPr>
-              <w:t>5,33</w:t>
+              <w:t>4,63</w:t>
             </w:r>
           </w:p>
         </w:tc>
@@ -14108,7 +13484,7 @@
                 <w:rFonts w:ascii="Arial" w:hAnsi="Arial"/>
                 <w:sz w:val="16"/>
               </w:rPr>
-              <w:t>2 875</w:t>
+              <w:t>2 841</w:t>
             </w:r>
           </w:p>
         </w:tc>
@@ -14126,7 +13502,7 @@
                 <w:rFonts w:ascii="Arial" w:hAnsi="Arial"/>
                 <w:sz w:val="16"/>
               </w:rPr>
-              <w:t>24,96</w:t>
+              <w:t>24,23</w:t>
             </w:r>
           </w:p>
         </w:tc>
@@ -14144,7 +13520,7 @@
                 <w:rFonts w:ascii="Arial" w:hAnsi="Arial"/>
                 <w:sz w:val="16"/>
               </w:rPr>
-              <w:t>30,0 %</w:t>
+              <w:t>30,1 %</w:t>
             </w:r>
           </w:p>
         </w:tc>
@@ -14162,7 +13538,7 @@
                 <w:rFonts w:ascii="Arial" w:hAnsi="Arial"/>
                 <w:sz w:val="16"/>
               </w:rPr>
-              <w:t>11,48</w:t>
+              <w:t>11,34</w:t>
             </w:r>
           </w:p>
         </w:tc>
@@ -14180,7 +13556,7 @@
                 <w:rFonts w:ascii="Arial" w:hAnsi="Arial"/>
                 <w:sz w:val="16"/>
               </w:rPr>
-              <w:t>145</w:t>
+              <w:t>146</w:t>
             </w:r>
           </w:p>
         </w:tc>
@@ -14216,7 +13592,7 @@
                 <w:rFonts w:ascii="Arial" w:hAnsi="Arial"/>
                 <w:sz w:val="16"/>
               </w:rPr>
-              <w:t>5,13</w:t>
+              <w:t>4,96</w:t>
             </w:r>
           </w:p>
         </w:tc>
@@ -14287,7 +13663,7 @@
                 <w:rFonts w:ascii="Arial" w:hAnsi="Arial"/>
                 <w:sz w:val="16"/>
               </w:rPr>
-              <w:t>3 397</w:t>
+              <w:t>3 348</w:t>
             </w:r>
           </w:p>
         </w:tc>
@@ -14305,7 +13681,7 @@
                 <w:rFonts w:ascii="Arial" w:hAnsi="Arial"/>
                 <w:sz w:val="16"/>
               </w:rPr>
-              <w:t>11,68</w:t>
+              <w:t>11,38</w:t>
             </w:r>
           </w:p>
         </w:tc>
@@ -14323,7 +13699,7 @@
                 <w:rFonts w:ascii="Arial" w:hAnsi="Arial"/>
                 <w:sz w:val="16"/>
               </w:rPr>
-              <w:t>31,0 %</w:t>
+              <w:t>30,9 %</w:t>
             </w:r>
           </w:p>
         </w:tc>
@@ -14341,7 +13717,7 @@
                 <w:rFonts w:ascii="Arial" w:hAnsi="Arial"/>
                 <w:sz w:val="16"/>
               </w:rPr>
-              <w:t>10,99</w:t>
+              <w:t>10,70</w:t>
             </w:r>
           </w:p>
         </w:tc>
@@ -14359,7 +13735,7 @@
                 <w:rFonts w:ascii="Arial" w:hAnsi="Arial"/>
                 <w:sz w:val="16"/>
               </w:rPr>
-              <w:t>312</w:t>
+              <w:t>310</w:t>
             </w:r>
           </w:p>
         </w:tc>
@@ -14377,7 +13753,7 @@
                 <w:rFonts w:ascii="Arial" w:hAnsi="Arial"/>
                 <w:sz w:val="16"/>
               </w:rPr>
-              <w:t>0,53</w:t>
+              <w:t>0,52</w:t>
             </w:r>
           </w:p>
         </w:tc>
@@ -14468,7 +13844,7 @@
                 <w:rFonts w:ascii="Arial" w:hAnsi="Arial"/>
                 <w:sz w:val="16"/>
               </w:rPr>
-              <w:t>1 902</w:t>
+              <w:t>1 889</w:t>
             </w:r>
           </w:p>
         </w:tc>
@@ -14486,7 +13862,7 @@
                 <w:rFonts w:ascii="Arial" w:hAnsi="Arial"/>
                 <w:sz w:val="16"/>
               </w:rPr>
-              <w:t>8,29</w:t>
+              <w:t>8,15</w:t>
             </w:r>
           </w:p>
         </w:tc>
@@ -14504,7 +13880,7 @@
                 <w:rFonts w:ascii="Arial" w:hAnsi="Arial"/>
                 <w:sz w:val="16"/>
               </w:rPr>
-              <w:t>31,0 %</w:t>
+              <w:t>30,0 %</w:t>
             </w:r>
           </w:p>
         </w:tc>
@@ -14522,7 +13898,7 @@
                 <w:rFonts w:ascii="Arial" w:hAnsi="Arial"/>
                 <w:sz w:val="16"/>
               </w:rPr>
-              <w:t>2,73</w:t>
+              <w:t>2,66</w:t>
             </w:r>
           </w:p>
         </w:tc>
@@ -14540,7 +13916,7 @@
                 <w:rFonts w:ascii="Arial" w:hAnsi="Arial"/>
                 <w:sz w:val="16"/>
               </w:rPr>
-              <w:t>122</w:t>
+              <w:t>120</w:t>
             </w:r>
           </w:p>
         </w:tc>
@@ -14558,7 +13934,7 @@
                 <w:rFonts w:ascii="Arial" w:hAnsi="Arial"/>
                 <w:sz w:val="16"/>
               </w:rPr>
-              <w:t>1,34</w:t>
+              <w:t>1,30</w:t>
             </w:r>
           </w:p>
         </w:tc>
@@ -14576,7 +13952,7 @@
                 <w:rFonts w:ascii="Arial" w:hAnsi="Arial"/>
                 <w:sz w:val="16"/>
               </w:rPr>
-              <w:t>2,13</w:t>
+              <w:t>1,99</w:t>
             </w:r>
           </w:p>
         </w:tc>
@@ -14629,7 +14005,7 @@
                 <w:rFonts w:ascii="Arial" w:hAnsi="Arial"/>
                 <w:sz w:val="16"/>
               </w:rPr>
-              <w:t>▃▂▂▃▆▆█▆▅</w:t>
+              <w:t>▃▂▂▃▆▇█▆▅</w:t>
             </w:r>
           </w:p>
         </w:tc>
@@ -14647,7 +14023,7 @@
                 <w:rFonts w:ascii="Arial" w:hAnsi="Arial"/>
                 <w:sz w:val="16"/>
               </w:rPr>
-              <w:t>1 111</w:t>
+              <w:t>1 094</w:t>
             </w:r>
           </w:p>
         </w:tc>
@@ -14665,7 +14041,7 @@
                 <w:rFonts w:ascii="Arial" w:hAnsi="Arial"/>
                 <w:sz w:val="16"/>
               </w:rPr>
-              <w:t>4,85</w:t>
+              <w:t>4,53</w:t>
             </w:r>
           </w:p>
         </w:tc>
@@ -14683,7 +14059,7 @@
                 <w:rFonts w:ascii="Arial" w:hAnsi="Arial"/>
                 <w:sz w:val="16"/>
               </w:rPr>
-              <w:t>17,2 %</w:t>
+              <w:t>16,0 %</w:t>
             </w:r>
           </w:p>
         </w:tc>
@@ -14701,7 +14077,7 @@
                 <w:rFonts w:ascii="Arial" w:hAnsi="Arial"/>
                 <w:sz w:val="16"/>
               </w:rPr>
-              <w:t>0,06</w:t>
+              <w:t>0,04</w:t>
             </w:r>
           </w:p>
         </w:tc>
@@ -14755,7 +14131,7 @@
                 <w:rFonts w:ascii="Arial" w:hAnsi="Arial"/>
                 <w:sz w:val="16"/>
               </w:rPr>
-              <w:t>1,14</w:t>
+              <w:t>1,00</w:t>
             </w:r>
           </w:p>
         </w:tc>
@@ -14808,7 +14184,7 @@
                 <w:rFonts w:ascii="Arial" w:hAnsi="Arial"/>
                 <w:sz w:val="16"/>
               </w:rPr>
-              <w:t>▂▂▂▃█▇▇▇▃</w:t>
+              <w:t>▂▂▂▃▇▇█▇▃</w:t>
             </w:r>
           </w:p>
         </w:tc>
@@ -14826,7 +14202,7 @@
                 <w:rFonts w:ascii="Arial" w:hAnsi="Arial"/>
                 <w:sz w:val="16"/>
               </w:rPr>
-              <w:t>1 120</w:t>
+              <w:t>1 114</w:t>
             </w:r>
           </w:p>
         </w:tc>
@@ -14844,7 +14220,7 @@
                 <w:rFonts w:ascii="Arial" w:hAnsi="Arial"/>
                 <w:sz w:val="16"/>
               </w:rPr>
-              <w:t>4,32</w:t>
+              <w:t>4,24</w:t>
             </w:r>
           </w:p>
         </w:tc>
@@ -14862,7 +14238,7 @@
                 <w:rFonts w:ascii="Arial" w:hAnsi="Arial"/>
                 <w:sz w:val="16"/>
               </w:rPr>
-              <w:t>32,0 %</w:t>
+              <w:t>31,9 %</w:t>
             </w:r>
           </w:p>
         </w:tc>
@@ -14934,7 +14310,7 @@
                 <w:rFonts w:ascii="Arial" w:hAnsi="Arial"/>
                 <w:sz w:val="16"/>
               </w:rPr>
-              <w:t>1,97</w:t>
+              <w:t>1,93</w:t>
             </w:r>
           </w:p>
         </w:tc>
@@ -14987,7 +14363,7 @@
                 <w:rFonts w:ascii="Arial" w:hAnsi="Arial"/>
                 <w:sz w:val="16"/>
               </w:rPr>
-              <w:t>▁▂▂▃▇▆█▇▂</w:t>
+              <w:t>▁▂▂▃▇▆▇█▂</w:t>
             </w:r>
           </w:p>
         </w:tc>
@@ -15005,7 +14381,7 @@
                 <w:rFonts w:ascii="Arial" w:hAnsi="Arial"/>
                 <w:sz w:val="16"/>
               </w:rPr>
-              <w:t>1 121</w:t>
+              <w:t>1 115</w:t>
             </w:r>
           </w:p>
         </w:tc>
@@ -15023,7 +14399,7 @@
                 <w:rFonts w:ascii="Arial" w:hAnsi="Arial"/>
                 <w:sz w:val="16"/>
               </w:rPr>
-              <w:t>4,08</w:t>
+              <w:t>4,04</w:t>
             </w:r>
           </w:p>
         </w:tc>
@@ -15041,7 +14417,7 @@
                 <w:rFonts w:ascii="Arial" w:hAnsi="Arial"/>
                 <w:sz w:val="16"/>
               </w:rPr>
-              <w:t>30,9 %</w:t>
+              <w:t>31,1 %</w:t>
             </w:r>
           </w:p>
         </w:tc>
@@ -15184,7 +14560,7 @@
                 <w:rFonts w:ascii="Arial" w:hAnsi="Arial"/>
                 <w:sz w:val="16"/>
               </w:rPr>
-              <w:t>968</w:t>
+              <w:t>961</w:t>
             </w:r>
           </w:p>
         </w:tc>
@@ -15202,7 +14578,7 @@
                 <w:rFonts w:ascii="Arial" w:hAnsi="Arial"/>
                 <w:sz w:val="16"/>
               </w:rPr>
-              <w:t>3,17</w:t>
+              <w:t>3,08</w:t>
             </w:r>
           </w:p>
         </w:tc>
@@ -15220,7 +14596,7 @@
                 <w:rFonts w:ascii="Arial" w:hAnsi="Arial"/>
                 <w:sz w:val="16"/>
               </w:rPr>
-              <w:t>22,8 %</w:t>
+              <w:t>22,4 %</w:t>
             </w:r>
           </w:p>
         </w:tc>
@@ -15256,7 +14632,7 @@
                 <w:rFonts w:ascii="Arial" w:hAnsi="Arial"/>
                 <w:sz w:val="16"/>
               </w:rPr>
-              <w:t>11</w:t>
+              <w:t>12</w:t>
             </w:r>
           </w:p>
         </w:tc>
@@ -15292,7 +14668,7 @@
                 <w:rFonts w:ascii="Arial" w:hAnsi="Arial"/>
                 <w:sz w:val="16"/>
               </w:rPr>
-              <w:t>0,98</w:t>
+              <w:t>0,93</w:t>
             </w:r>
           </w:p>
         </w:tc>
@@ -15542,7 +14918,7 @@
                 <w:rFonts w:ascii="Arial" w:hAnsi="Arial"/>
                 <w:sz w:val="16"/>
               </w:rPr>
-              <w:t>1 377</w:t>
+              <w:t>1 374</w:t>
             </w:r>
           </w:p>
         </w:tc>
@@ -15614,7 +14990,7 @@
                 <w:rFonts w:ascii="Arial" w:hAnsi="Arial"/>
                 <w:sz w:val="16"/>
               </w:rPr>
-              <w:t>488</w:t>
+              <w:t>486</w:t>
             </w:r>
           </w:p>
         </w:tc>
@@ -15632,7 +15008,7 @@
                 <w:rFonts w:ascii="Arial" w:hAnsi="Arial"/>
                 <w:sz w:val="16"/>
               </w:rPr>
-              <w:t>0,22</w:t>
+              <w:t>0,23</w:t>
             </w:r>
           </w:p>
         </w:tc>
@@ -15652,7 +15028,7 @@
                 <w:color w:val="C00000"/>
                 <w:sz w:val="16"/>
               </w:rPr>
-              <w:t>−0,37</w:t>
+              <w:t>−0,36</w:t>
             </w:r>
           </w:p>
         </w:tc>
@@ -15723,7 +15099,7 @@
                 <w:rFonts w:ascii="Arial" w:hAnsi="Arial"/>
                 <w:sz w:val="16"/>
               </w:rPr>
-              <w:t>1 345</w:t>
+              <w:t>1 333</w:t>
             </w:r>
           </w:p>
         </w:tc>
@@ -15795,7 +15171,7 @@
                 <w:rFonts w:ascii="Arial" w:hAnsi="Arial"/>
                 <w:sz w:val="16"/>
               </w:rPr>
-              <w:t>788</w:t>
+              <w:t>762</w:t>
             </w:r>
           </w:p>
         </w:tc>
@@ -15813,7 +15189,7 @@
                 <w:rFonts w:ascii="Arial" w:hAnsi="Arial"/>
                 <w:sz w:val="16"/>
               </w:rPr>
-              <w:t>0,19</w:t>
+              <w:t>0,20</w:t>
             </w:r>
           </w:p>
         </w:tc>
@@ -15833,7 +15209,7 @@
                 <w:color w:val="C00000"/>
                 <w:sz w:val="16"/>
               </w:rPr>
-              <w:t>−0,48</w:t>
+              <w:t>−0,46</w:t>
             </w:r>
           </w:p>
         </w:tc>
@@ -15874,7 +15250,7 @@
           <w:i w:val="0"/>
           <w:sz w:val="21"/>
         </w:rPr>
-        <w:t>Складов не отрабатывают стоимость владения: 6, суммарный убыток 1,67 млн ₽ в год.</w:t>
+        <w:t>Складов не отрабатывают стоимость владения: 6, суммарный убыток 1,64 млн ₽ в год.</w:t>
       </w:r>
     </w:p>
     <w:tbl>
@@ -16068,7 +15444,7 @@
                 <w:rFonts w:ascii="Arial" w:hAnsi="Arial"/>
                 <w:sz w:val="16"/>
               </w:rPr>
-              <w:t>1 275 290</w:t>
+              <w:t>1 232 570</w:t>
             </w:r>
           </w:p>
         </w:tc>
@@ -16086,7 +15462,7 @@
                 <w:rFonts w:ascii="Arial" w:hAnsi="Arial"/>
                 <w:sz w:val="16"/>
               </w:rPr>
-              <w:t>788</w:t>
+              <w:t>762</w:t>
             </w:r>
           </w:p>
         </w:tc>
@@ -16104,7 +15480,7 @@
                 <w:rFonts w:ascii="Arial" w:hAnsi="Arial"/>
                 <w:sz w:val="16"/>
               </w:rPr>
-              <w:t>0,19</w:t>
+              <w:t>0,20</w:t>
             </w:r>
           </w:p>
         </w:tc>
@@ -16122,7 +15498,7 @@
                 <w:rFonts w:ascii="Arial" w:hAnsi="Arial"/>
                 <w:sz w:val="16"/>
               </w:rPr>
-              <w:t>-479 755</w:t>
+              <w:t>-455 575</w:t>
             </w:r>
           </w:p>
         </w:tc>
@@ -16157,7 +15533,7 @@
                 <w:rFonts w:ascii="Arial" w:hAnsi="Arial"/>
                 <w:sz w:val="16"/>
               </w:rPr>
-              <w:t>10 991 596</w:t>
+              <w:t>10 699 440</w:t>
             </w:r>
           </w:p>
         </w:tc>
@@ -16175,7 +15551,7 @@
                 <w:rFonts w:ascii="Arial" w:hAnsi="Arial"/>
                 <w:sz w:val="16"/>
               </w:rPr>
-              <w:t>9 259 874</w:t>
+              <w:t>8 970 343</w:t>
             </w:r>
           </w:p>
         </w:tc>
@@ -16193,7 +15569,7 @@
                 <w:rFonts w:ascii="Arial" w:hAnsi="Arial"/>
                 <w:sz w:val="16"/>
               </w:rPr>
-              <w:t>312</w:t>
+              <w:t>310</w:t>
             </w:r>
           </w:p>
         </w:tc>
@@ -16211,7 +15587,7 @@
                 <w:rFonts w:ascii="Arial" w:hAnsi="Arial"/>
                 <w:sz w:val="16"/>
               </w:rPr>
-              <w:t>0,53</w:t>
+              <w:t>0,52</w:t>
             </w:r>
           </w:p>
         </w:tc>
@@ -16229,7 +15605,7 @@
                 <w:rFonts w:ascii="Arial" w:hAnsi="Arial"/>
                 <w:sz w:val="16"/>
               </w:rPr>
-              <w:t>-401 131</w:t>
+              <w:t>-398 868</w:t>
             </w:r>
           </w:p>
         </w:tc>
@@ -16282,7 +15658,7 @@
                 <w:rFonts w:ascii="Arial" w:hAnsi="Arial"/>
                 <w:sz w:val="16"/>
               </w:rPr>
-              <w:t>1 073 137</w:t>
+              <w:t>1 067 204</w:t>
             </w:r>
           </w:p>
         </w:tc>
@@ -16300,7 +15676,7 @@
                 <w:rFonts w:ascii="Arial" w:hAnsi="Arial"/>
                 <w:sz w:val="16"/>
               </w:rPr>
-              <w:t>488</w:t>
+              <w:t>486</w:t>
             </w:r>
           </w:p>
         </w:tc>
@@ -16318,7 +15694,7 @@
                 <w:rFonts w:ascii="Arial" w:hAnsi="Arial"/>
                 <w:sz w:val="16"/>
               </w:rPr>
-              <w:t>0,22</w:t>
+              <w:t>0,23</w:t>
             </w:r>
           </w:p>
         </w:tc>
@@ -16336,7 +15712,7 @@
                 <w:rFonts w:ascii="Arial" w:hAnsi="Arial"/>
                 <w:sz w:val="16"/>
               </w:rPr>
-              <w:t>-367 269</w:t>
+              <w:t>-363 912</w:t>
             </w:r>
           </w:p>
         </w:tc>
@@ -16870,7 +16246,7 @@
                 <w:rFonts w:ascii="Arial" w:hAnsi="Arial"/>
                 <w:sz w:val="16"/>
               </w:rPr>
-              <w:t>1,19</w:t>
+              <w:t>1,18</w:t>
             </w:r>
           </w:p>
         </w:tc>
@@ -16888,7 +16264,7 @@
                 <w:rFonts w:ascii="Arial" w:hAnsi="Arial"/>
                 <w:sz w:val="16"/>
               </w:rPr>
-              <w:t>1,30</w:t>
+              <w:t>1,29</w:t>
             </w:r>
           </w:p>
         </w:tc>
@@ -16906,7 +16282,7 @@
                 <w:rFonts w:ascii="Arial" w:hAnsi="Arial"/>
                 <w:sz w:val="16"/>
               </w:rPr>
-              <w:t>0,57</w:t>
+              <w:t>0,58</w:t>
             </w:r>
           </w:p>
         </w:tc>
@@ -16924,7 +16300,7 @@
                 <w:rFonts w:ascii="Arial" w:hAnsi="Arial"/>
                 <w:sz w:val="16"/>
               </w:rPr>
-              <w:t>2,16</w:t>
+              <w:t>2,25</w:t>
             </w:r>
           </w:p>
         </w:tc>
@@ -17031,7 +16407,7 @@
                 <w:rFonts w:ascii="Arial" w:hAnsi="Arial"/>
                 <w:sz w:val="16"/>
               </w:rPr>
-              <w:t>1,90</w:t>
+              <w:t>1,70</w:t>
             </w:r>
           </w:p>
         </w:tc>
@@ -17191,7 +16567,7 @@
                 <w:rFonts w:ascii="Arial" w:hAnsi="Arial"/>
                 <w:sz w:val="16"/>
               </w:rPr>
-              <w:t>1,59</w:t>
+              <w:t>1,00</w:t>
             </w:r>
           </w:p>
         </w:tc>
@@ -17209,7 +16585,7 @@
                 <w:rFonts w:ascii="Arial" w:hAnsi="Arial"/>
                 <w:sz w:val="16"/>
               </w:rPr>
-              <w:t>2,09</w:t>
+              <w:t>2,21</w:t>
             </w:r>
           </w:p>
         </w:tc>
@@ -17227,7 +16603,7 @@
                 <w:rFonts w:ascii="Arial" w:hAnsi="Arial"/>
                 <w:sz w:val="16"/>
               </w:rPr>
-              <w:t>0,83</w:t>
+              <w:t>0,87</w:t>
             </w:r>
           </w:p>
         </w:tc>
@@ -17245,7 +16621,7 @@
                 <w:rFonts w:ascii="Arial" w:hAnsi="Arial"/>
                 <w:sz w:val="16"/>
               </w:rPr>
-              <w:t>-0,19</w:t>
+              <w:t>-0,22</w:t>
             </w:r>
           </w:p>
         </w:tc>
@@ -17334,7 +16710,7 @@
                 <w:rFonts w:ascii="Arial" w:hAnsi="Arial"/>
                 <w:sz w:val="16"/>
               </w:rPr>
-              <w:t>0,38</w:t>
+              <w:t>0,36</w:t>
             </w:r>
           </w:p>
         </w:tc>
@@ -18198,7 +17574,7 @@
                 <w:rFonts w:ascii="Arial" w:hAnsi="Arial"/>
                 <w:sz w:val="16"/>
               </w:rPr>
-              <w:t>24,0 %</w:t>
+              <w:t>23,9 %</w:t>
             </w:r>
           </w:p>
         </w:tc>
@@ -18304,7 +17680,7 @@
                 <w:rFonts w:ascii="Arial" w:hAnsi="Arial"/>
                 <w:sz w:val="16"/>
               </w:rPr>
-              <w:t>76,0 %</w:t>
+              <w:t>76,1 %</w:t>
             </w:r>
           </w:p>
         </w:tc>
@@ -18357,7 +17733,7 @@
                 <w:rFonts w:ascii="Arial" w:hAnsi="Arial"/>
                 <w:sz w:val="16"/>
               </w:rPr>
-              <w:t>51 505 ед.</w:t>
+              <w:t>51 486 ед.</w:t>
             </w:r>
           </w:p>
         </w:tc>
@@ -18410,7 +17786,7 @@
                 <w:rFonts w:ascii="Arial" w:hAnsi="Arial"/>
                 <w:sz w:val="16"/>
               </w:rPr>
-              <w:t>3,26 млн ₽</w:t>
+              <w:t>3,23 млн ₽</w:t>
             </w:r>
           </w:p>
         </w:tc>
@@ -18451,7 +17827,7 @@
           <w:i/>
           <w:sz w:val="18"/>
         </w:rPr>
-        <w:t>Оценка упущенных продаж зависит от допущения о доле вернувшихся покупателей. При консервативном коэффициенте 0,30 это 3,26 млн ₽; если считать, что покупатель не вернулся вовсе — 10,87 млн ₽. Реальная величина между этими границами.</w:t>
+        <w:t>Оценка упущенных продаж зависит от допущения о доле вернувшихся покупателей. При консервативном коэффициенте 0,30 это 3,23 млн ₽; если считать, что покупатель не вернулся вовсе — 10,78 млн ₽. Реальная величина между этими границами.</w:t>
       </w:r>
     </w:p>
     <w:p>
@@ -18597,7 +17973,7 @@
                 <w:rFonts w:ascii="Arial" w:hAnsi="Arial"/>
                 <w:sz w:val="16"/>
               </w:rPr>
-              <w:t>7 981</w:t>
+              <w:t>7 936</w:t>
             </w:r>
           </w:p>
         </w:tc>
@@ -18615,7 +17991,7 @@
                 <w:rFonts w:ascii="Arial" w:hAnsi="Arial"/>
                 <w:sz w:val="16"/>
               </w:rPr>
-              <w:t>3 452</w:t>
+              <w:t>3 425</w:t>
             </w:r>
           </w:p>
         </w:tc>
@@ -18633,7 +18009,7 @@
                 <w:rFonts w:ascii="Arial" w:hAnsi="Arial"/>
                 <w:sz w:val="16"/>
               </w:rPr>
-              <w:t>43,3 %</w:t>
+              <w:t>43,2 %</w:t>
             </w:r>
           </w:p>
         </w:tc>
@@ -18668,7 +18044,7 @@
                 <w:rFonts w:ascii="Arial" w:hAnsi="Arial"/>
                 <w:sz w:val="16"/>
               </w:rPr>
-              <w:t>6 489</w:t>
+              <w:t>6 444</w:t>
             </w:r>
           </w:p>
         </w:tc>
@@ -18686,7 +18062,7 @@
                 <w:rFonts w:ascii="Arial" w:hAnsi="Arial"/>
                 <w:sz w:val="16"/>
               </w:rPr>
-              <w:t>1 809</w:t>
+              <w:t>1 792</w:t>
             </w:r>
           </w:p>
         </w:tc>
@@ -18704,7 +18080,7 @@
                 <w:rFonts w:ascii="Arial" w:hAnsi="Arial"/>
                 <w:sz w:val="16"/>
               </w:rPr>
-              <w:t>27,9 %</w:t>
+              <w:t>27,8 %</w:t>
             </w:r>
           </w:p>
         </w:tc>
@@ -18739,7 +18115,7 @@
                 <w:rFonts w:ascii="Arial" w:hAnsi="Arial"/>
                 <w:sz w:val="16"/>
               </w:rPr>
-              <w:t>9 639</w:t>
+              <w:t>9 594</w:t>
             </w:r>
           </w:p>
         </w:tc>
@@ -18757,7 +18133,7 @@
                 <w:rFonts w:ascii="Arial" w:hAnsi="Arial"/>
                 <w:sz w:val="16"/>
               </w:rPr>
-              <w:t>1 456</w:t>
+              <w:t>1 439</w:t>
             </w:r>
           </w:p>
         </w:tc>
@@ -18775,7 +18151,7 @@
                 <w:rFonts w:ascii="Arial" w:hAnsi="Arial"/>
                 <w:sz w:val="16"/>
               </w:rPr>
-              <w:t>15,1 %</w:t>
+              <w:t>15,0 %</w:t>
             </w:r>
           </w:p>
         </w:tc>
@@ -18810,7 +18186,7 @@
                 <w:rFonts w:ascii="Arial" w:hAnsi="Arial"/>
                 <w:sz w:val="16"/>
               </w:rPr>
-              <w:t>8 964</w:t>
+              <w:t>8 919</w:t>
             </w:r>
           </w:p>
         </w:tc>
@@ -18828,7 +18204,7 @@
                 <w:rFonts w:ascii="Arial" w:hAnsi="Arial"/>
                 <w:sz w:val="16"/>
               </w:rPr>
-              <w:t>1 225</w:t>
+              <w:t>1 216</w:t>
             </w:r>
           </w:p>
         </w:tc>
@@ -18846,7 +18222,7 @@
                 <w:rFonts w:ascii="Arial" w:hAnsi="Arial"/>
                 <w:sz w:val="16"/>
               </w:rPr>
-              <w:t>13,7 %</w:t>
+              <w:t>13,6 %</w:t>
             </w:r>
           </w:p>
         </w:tc>
@@ -19044,7 +18420,7 @@
                 <w:rFonts w:ascii="Arial" w:hAnsi="Arial"/>
                 <w:sz w:val="16"/>
               </w:rPr>
-              <w:t>565</w:t>
+              <w:t>558</w:t>
             </w:r>
           </w:p>
         </w:tc>
@@ -19062,7 +18438,7 @@
                 <w:rFonts w:ascii="Arial" w:hAnsi="Arial"/>
                 <w:sz w:val="16"/>
               </w:rPr>
-              <w:t>3 982</w:t>
+              <w:t>3 912</w:t>
             </w:r>
           </w:p>
         </w:tc>
@@ -19080,7 +18456,7 @@
                 <w:rFonts w:ascii="Arial" w:hAnsi="Arial"/>
                 <w:sz w:val="16"/>
               </w:rPr>
-              <w:t>1,81</w:t>
+              <w:t>1,79</w:t>
             </w:r>
           </w:p>
         </w:tc>
@@ -19098,7 +18474,7 @@
                 <w:rFonts w:ascii="Arial" w:hAnsi="Arial"/>
                 <w:sz w:val="16"/>
               </w:rPr>
-              <w:t>55,6 %</w:t>
+              <w:t>55,3 %</w:t>
             </w:r>
           </w:p>
         </w:tc>
@@ -19205,7 +18581,7 @@
                 <w:rFonts w:ascii="Arial" w:hAnsi="Arial"/>
                 <w:sz w:val="16"/>
               </w:rPr>
-              <w:t>44,4 %</w:t>
+              <w:t>44,7 %</w:t>
             </w:r>
           </w:p>
         </w:tc>
@@ -19387,7 +18763,7 @@
           <w:i w:val="0"/>
           <w:sz w:val="21"/>
         </w:rPr>
-        <w:t>По 1 391 позициям есть готовое решение из модели юнит-экономики дивизиона. Сравниваем его с тем, что предлагает наш расчёт.</w:t>
+        <w:t>По 1 346 позициям есть готовое решение из модели юнит-экономики дивизиона. Сравниваем его с тем, что предлагает наш расчёт.</w:t>
       </w:r>
     </w:p>
     <w:tbl>
@@ -19497,7 +18873,7 @@
                 <w:rFonts w:ascii="Arial" w:hAnsi="Arial"/>
                 <w:sz w:val="16"/>
               </w:rPr>
-              <w:t>602</w:t>
+              <w:t>592</w:t>
             </w:r>
           </w:p>
         </w:tc>
@@ -19550,7 +18926,7 @@
                 <w:rFonts w:ascii="Arial" w:hAnsi="Arial"/>
                 <w:sz w:val="16"/>
               </w:rPr>
-              <w:t>37</w:t>
+              <w:t>36</w:t>
             </w:r>
           </w:p>
         </w:tc>
@@ -19568,7 +18944,7 @@
                 <w:rFonts w:ascii="Arial" w:hAnsi="Arial"/>
                 <w:sz w:val="16"/>
               </w:rPr>
-              <w:t>пересмотреть вручную, запас 0,78 млн ₽</w:t>
+              <w:t>пересмотреть вручную, запас 0,77 млн ₽</w:t>
             </w:r>
           </w:p>
         </w:tc>
@@ -19603,7 +18979,7 @@
                 <w:rFonts w:ascii="Arial" w:hAnsi="Arial"/>
                 <w:sz w:val="16"/>
               </w:rPr>
-              <w:t>752</w:t>
+              <w:t>718</w:t>
             </w:r>
           </w:p>
         </w:tc>
@@ -19732,7 +19108,7 @@
                 <w:rFonts w:ascii="Arial" w:hAnsi="Arial"/>
                 <w:sz w:val="16"/>
               </w:rPr>
-              <w:t>10,41 млн ₽</w:t>
+              <w:t>10,24 млн ₽</w:t>
             </w:r>
           </w:p>
         </w:tc>
@@ -19767,7 +19143,7 @@
                 <w:rFonts w:ascii="Arial" w:hAnsi="Arial"/>
                 <w:sz w:val="16"/>
               </w:rPr>
-              <w:t>2,59 млн ₽</w:t>
+              <w:t>2,48 млн ₽</w:t>
             </w:r>
           </w:p>
         </w:tc>
@@ -19802,7 +19178,7 @@
                 <w:rFonts w:ascii="Arial" w:hAnsi="Arial"/>
                 <w:sz w:val="16"/>
               </w:rPr>
-              <w:t>9,40 млн ₽</w:t>
+              <w:t>9,22 млн ₽</w:t>
             </w:r>
           </w:p>
         </w:tc>
@@ -19837,7 +19213,7 @@
                 <w:rFonts w:ascii="Arial" w:hAnsi="Arial"/>
                 <w:sz w:val="16"/>
               </w:rPr>
-              <w:t>7,33 млн ₽</w:t>
+              <w:t>7,26 млн ₽</w:t>
             </w:r>
           </w:p>
         </w:tc>
@@ -20129,7 +19505,7 @@
                 <w:rFonts w:ascii="Arial" w:hAnsi="Arial"/>
                 <w:sz w:val="16"/>
               </w:rPr>
-              <w:t>12</w:t>
+              <w:t>13</w:t>
             </w:r>
           </w:p>
         </w:tc>
@@ -20147,7 +19523,7 @@
                 <w:rFonts w:ascii="Arial" w:hAnsi="Arial"/>
                 <w:sz w:val="16"/>
               </w:rPr>
-              <w:t>2,38</w:t>
+              <w:t>2,43</w:t>
             </w:r>
           </w:p>
         </w:tc>
@@ -20165,7 +19541,7 @@
                 <w:rFonts w:ascii="Arial" w:hAnsi="Arial"/>
                 <w:sz w:val="16"/>
               </w:rPr>
-              <w:t>2,2 %</w:t>
+              <w:t>2,4 %</w:t>
             </w:r>
           </w:p>
         </w:tc>
@@ -20183,7 +19559,7 @@
                 <w:rFonts w:ascii="Arial" w:hAnsi="Arial"/>
                 <w:sz w:val="16"/>
               </w:rPr>
-              <w:t>0,54</w:t>
+              <w:t>0,57</w:t>
             </w:r>
           </w:p>
         </w:tc>
@@ -20272,7 +19648,7 @@
                 <w:rFonts w:ascii="Arial" w:hAnsi="Arial"/>
                 <w:sz w:val="16"/>
               </w:rPr>
-              <w:t>32,50</w:t>
+              <w:t>31,79</w:t>
             </w:r>
           </w:p>
         </w:tc>
@@ -20290,7 +19666,7 @@
                 <w:rFonts w:ascii="Arial" w:hAnsi="Arial"/>
                 <w:sz w:val="16"/>
               </w:rPr>
-              <w:t>30,3 %</w:t>
+              <w:t>31,2 %</w:t>
             </w:r>
           </w:p>
         </w:tc>
@@ -20308,7 +19684,7 @@
                 <w:rFonts w:ascii="Arial" w:hAnsi="Arial"/>
                 <w:sz w:val="16"/>
               </w:rPr>
-              <w:t>7,63</w:t>
+              <w:t>7,62</w:t>
             </w:r>
           </w:p>
         </w:tc>
@@ -20379,7 +19755,7 @@
                 <w:rFonts w:ascii="Arial" w:hAnsi="Arial"/>
                 <w:sz w:val="16"/>
               </w:rPr>
-              <w:t>305</w:t>
+              <w:t>289</w:t>
             </w:r>
           </w:p>
         </w:tc>
@@ -20397,7 +19773,7 @@
                 <w:rFonts w:ascii="Arial" w:hAnsi="Arial"/>
                 <w:sz w:val="16"/>
               </w:rPr>
-              <w:t>50,99</w:t>
+              <w:t>47,41</w:t>
             </w:r>
           </w:p>
         </w:tc>
@@ -20415,7 +19791,7 @@
                 <w:rFonts w:ascii="Arial" w:hAnsi="Arial"/>
                 <w:sz w:val="16"/>
               </w:rPr>
-              <w:t>47,5 %</w:t>
+              <w:t>46,5 %</w:t>
             </w:r>
           </w:p>
         </w:tc>
@@ -20433,7 +19809,7 @@
                 <w:rFonts w:ascii="Arial" w:hAnsi="Arial"/>
                 <w:sz w:val="16"/>
               </w:rPr>
-              <w:t>10,21</w:t>
+              <w:t>10,05</w:t>
             </w:r>
           </w:p>
         </w:tc>
@@ -20504,7 +19880,7 @@
                 <w:rFonts w:ascii="Arial" w:hAnsi="Arial"/>
                 <w:sz w:val="16"/>
               </w:rPr>
-              <w:t>9</w:t>
+              <w:t>8</w:t>
             </w:r>
           </w:p>
         </w:tc>
@@ -20522,7 +19898,7 @@
                 <w:rFonts w:ascii="Arial" w:hAnsi="Arial"/>
                 <w:sz w:val="16"/>
               </w:rPr>
-              <w:t>0,26</w:t>
+              <w:t>0,21</w:t>
             </w:r>
           </w:p>
         </w:tc>
@@ -20558,7 +19934,7 @@
                 <w:rFonts w:ascii="Arial" w:hAnsi="Arial"/>
                 <w:sz w:val="16"/>
               </w:rPr>
-              <w:t>0,08</w:t>
+              <w:t>0,05</w:t>
             </w:r>
           </w:p>
         </w:tc>
@@ -20629,7 +20005,7 @@
                 <w:rFonts w:ascii="Arial" w:hAnsi="Arial"/>
                 <w:sz w:val="16"/>
               </w:rPr>
-              <w:t>144</w:t>
+              <w:t>143</w:t>
             </w:r>
           </w:p>
         </w:tc>
@@ -20647,7 +20023,7 @@
                 <w:rFonts w:ascii="Arial" w:hAnsi="Arial"/>
                 <w:sz w:val="16"/>
               </w:rPr>
-              <w:t>3,20</w:t>
+              <w:t>3,12</w:t>
             </w:r>
           </w:p>
         </w:tc>
@@ -20665,7 +20041,7 @@
                 <w:rFonts w:ascii="Arial" w:hAnsi="Arial"/>
                 <w:sz w:val="16"/>
               </w:rPr>
-              <w:t>3,0 %</w:t>
+              <w:t>3,1 %</w:t>
             </w:r>
           </w:p>
         </w:tc>
@@ -20683,7 +20059,7 @@
                 <w:rFonts w:ascii="Arial" w:hAnsi="Arial"/>
                 <w:sz w:val="16"/>
               </w:rPr>
-              <w:t>1,63</w:t>
+              <w:t>1,61</w:t>
             </w:r>
           </w:p>
         </w:tc>
@@ -20754,7 +20130,7 @@
                 <w:rFonts w:ascii="Arial" w:hAnsi="Arial"/>
                 <w:sz w:val="16"/>
               </w:rPr>
-              <w:t>674</w:t>
+              <w:t>659</w:t>
             </w:r>
           </w:p>
         </w:tc>
@@ -20772,7 +20148,7 @@
                 <w:rFonts w:ascii="Arial" w:hAnsi="Arial"/>
                 <w:sz w:val="16"/>
               </w:rPr>
-              <w:t>12,65</w:t>
+              <w:t>11,98</w:t>
             </w:r>
           </w:p>
         </w:tc>
@@ -20790,7 +20166,7 @@
                 <w:rFonts w:ascii="Arial" w:hAnsi="Arial"/>
                 <w:sz w:val="16"/>
               </w:rPr>
-              <w:t>11,8 %</w:t>
+              <w:t>11,7 %</w:t>
             </w:r>
           </w:p>
         </w:tc>
@@ -20808,7 +20184,7 @@
                 <w:rFonts w:ascii="Arial" w:hAnsi="Arial"/>
                 <w:sz w:val="16"/>
               </w:rPr>
-              <w:t>6,23</w:t>
+              <w:t>6,13</w:t>
             </w:r>
           </w:p>
         </w:tc>
@@ -21004,7 +20380,7 @@
                 <w:rFonts w:ascii="Arial" w:hAnsi="Arial"/>
                 <w:sz w:val="16"/>
               </w:rPr>
-              <w:t>78</w:t>
+              <w:t>77</w:t>
             </w:r>
           </w:p>
         </w:tc>
@@ -21022,7 +20398,7 @@
                 <w:rFonts w:ascii="Arial" w:hAnsi="Arial"/>
                 <w:sz w:val="16"/>
               </w:rPr>
-              <w:t>0,34</w:t>
+              <w:t>0,33</w:t>
             </w:r>
           </w:p>
         </w:tc>
@@ -21058,7 +20434,7 @@
                 <w:rFonts w:ascii="Arial" w:hAnsi="Arial"/>
                 <w:sz w:val="16"/>
               </w:rPr>
-              <w:t>0,53</w:t>
+              <w:t>0,52</w:t>
             </w:r>
           </w:p>
         </w:tc>
@@ -21129,7 +20505,7 @@
                 <w:rFonts w:ascii="Arial" w:hAnsi="Arial"/>
                 <w:sz w:val="16"/>
               </w:rPr>
-              <w:t>2 747</w:t>
+              <w:t>2 709</w:t>
             </w:r>
           </w:p>
         </w:tc>
@@ -21147,7 +20523,7 @@
                 <w:rFonts w:ascii="Arial" w:hAnsi="Arial"/>
                 <w:sz w:val="16"/>
               </w:rPr>
-              <w:t>5,04</w:t>
+              <w:t>4,78</w:t>
             </w:r>
           </w:p>
         </w:tc>
@@ -21183,7 +20559,7 @@
                 <w:rFonts w:ascii="Arial" w:hAnsi="Arial"/>
                 <w:sz w:val="16"/>
               </w:rPr>
-              <w:t>7,75</w:t>
+              <w:t>7,64</w:t>
             </w:r>
           </w:p>
         </w:tc>
@@ -21254,7 +20630,7 @@
                 <w:rFonts w:ascii="Arial" w:hAnsi="Arial"/>
                 <w:sz w:val="16"/>
               </w:rPr>
-              <w:t>1 859</w:t>
+              <w:t>1 842</w:t>
             </w:r>
           </w:p>
         </w:tc>
@@ -21308,7 +20684,7 @@
                 <w:rFonts w:ascii="Arial" w:hAnsi="Arial"/>
                 <w:sz w:val="16"/>
               </w:rPr>
-              <w:t>7,12</w:t>
+              <w:t>6,84</w:t>
             </w:r>
           </w:p>
         </w:tc>
@@ -21707,7 +21083,7 @@
                 <w:rFonts w:ascii="Arial" w:hAnsi="Arial"/>
                 <w:sz w:val="16"/>
               </w:rPr>
-              <w:t>БЕ</w:t>
+              <w:t>ПОЛИТЭК ПАЙП, ООО</w:t>
             </w:r>
           </w:p>
         </w:tc>
@@ -21725,7 +21101,7 @@
                 <w:rFonts w:ascii="Arial" w:hAnsi="Arial"/>
                 <w:sz w:val="16"/>
               </w:rPr>
-              <w:t>220</w:t>
+              <w:t>399</w:t>
             </w:r>
           </w:p>
         </w:tc>
@@ -21743,7 +21119,7 @@
                 <w:rFonts w:ascii="Arial" w:hAnsi="Arial"/>
                 <w:sz w:val="16"/>
               </w:rPr>
-              <w:t>17</w:t>
+              <w:t>62</w:t>
             </w:r>
           </w:p>
         </w:tc>
@@ -21761,7 +21137,7 @@
                 <w:rFonts w:ascii="Arial" w:hAnsi="Arial"/>
                 <w:sz w:val="16"/>
               </w:rPr>
-              <w:t>15,71</w:t>
+              <w:t>3,96</w:t>
             </w:r>
           </w:p>
         </w:tc>
@@ -21779,7 +21155,7 @@
                 <w:rFonts w:ascii="Arial" w:hAnsi="Arial"/>
                 <w:sz w:val="16"/>
               </w:rPr>
-              <w:t>26,8 %</w:t>
+              <w:t>37,2 %</w:t>
             </w:r>
           </w:p>
         </w:tc>
@@ -21797,7 +21173,7 @@
                 <w:rFonts w:ascii="Arial" w:hAnsi="Arial"/>
                 <w:sz w:val="16"/>
               </w:rPr>
-              <w:t>4,51</w:t>
+              <w:t>3,58</w:t>
             </w:r>
           </w:p>
         </w:tc>
@@ -21815,7 +21191,7 @@
                 <w:rFonts w:ascii="Arial" w:hAnsi="Arial"/>
                 <w:sz w:val="16"/>
               </w:rPr>
-              <w:t>1,62</w:t>
+              <w:t>0,57</w:t>
             </w:r>
           </w:p>
         </w:tc>
@@ -21833,7 +21209,7 @@
                 <w:rFonts w:ascii="Arial" w:hAnsi="Arial"/>
                 <w:sz w:val="16"/>
               </w:rPr>
-              <w:t>3,91</w:t>
+              <w:t>0,02</w:t>
             </w:r>
           </w:p>
         </w:tc>
@@ -21850,7 +21226,7 @@
                 <w:rFonts w:ascii="Arial" w:hAnsi="Arial"/>
                 <w:sz w:val="16"/>
               </w:rPr>
-              <w:t>ПОЛИТЭК ПАЙП, ООО</w:t>
+              <w:t>БЕ</w:t>
             </w:r>
           </w:p>
         </w:tc>
@@ -21868,7 +21244,7 @@
                 <w:rFonts w:ascii="Arial" w:hAnsi="Arial"/>
                 <w:sz w:val="16"/>
               </w:rPr>
-              <w:t>399</w:t>
+              <w:t>205</w:t>
             </w:r>
           </w:p>
         </w:tc>
@@ -21886,7 +21262,7 @@
                 <w:rFonts w:ascii="Arial" w:hAnsi="Arial"/>
                 <w:sz w:val="16"/>
               </w:rPr>
-              <w:t>62</w:t>
+              <w:t>13</w:t>
             </w:r>
           </w:p>
         </w:tc>
@@ -21904,7 +21280,7 @@
                 <w:rFonts w:ascii="Arial" w:hAnsi="Arial"/>
                 <w:sz w:val="16"/>
               </w:rPr>
-              <w:t>3,96</w:t>
+              <w:t>14,62</w:t>
             </w:r>
           </w:p>
         </w:tc>
@@ -21922,7 +21298,7 @@
                 <w:rFonts w:ascii="Arial" w:hAnsi="Arial"/>
                 <w:sz w:val="16"/>
               </w:rPr>
-              <w:t>37,2 %</w:t>
+              <w:t>26,5 %</w:t>
             </w:r>
           </w:p>
         </w:tc>
@@ -21940,7 +21316,7 @@
                 <w:rFonts w:ascii="Arial" w:hAnsi="Arial"/>
                 <w:sz w:val="16"/>
               </w:rPr>
-              <w:t>3,58</w:t>
+              <w:t>4,25</w:t>
             </w:r>
           </w:p>
         </w:tc>
@@ -21958,7 +21334,7 @@
                 <w:rFonts w:ascii="Arial" w:hAnsi="Arial"/>
                 <w:sz w:val="16"/>
               </w:rPr>
-              <w:t>0,57</w:t>
+              <w:t>1,64</w:t>
             </w:r>
           </w:p>
         </w:tc>
@@ -21976,7 +21352,7 @@
                 <w:rFonts w:ascii="Arial" w:hAnsi="Arial"/>
                 <w:sz w:val="16"/>
               </w:rPr>
-              <w:t>0,02</w:t>
+              <w:t>3,65</w:t>
             </w:r>
           </w:p>
         </w:tc>
@@ -23578,7 +22954,7 @@
                 <w:rFonts w:ascii="Arial" w:hAnsi="Arial"/>
                 <w:sz w:val="16"/>
               </w:rPr>
-              <w:t>1 098</w:t>
+              <w:t>1 088</w:t>
             </w:r>
           </w:p>
         </w:tc>
@@ -23596,7 +22972,7 @@
                 <w:rFonts w:ascii="Arial" w:hAnsi="Arial"/>
                 <w:sz w:val="16"/>
               </w:rPr>
-              <w:t>13,94</w:t>
+              <w:t>13,68</w:t>
             </w:r>
           </w:p>
         </w:tc>
@@ -23614,7 +22990,7 @@
                 <w:rFonts w:ascii="Arial" w:hAnsi="Arial"/>
                 <w:sz w:val="16"/>
               </w:rPr>
-              <w:t>7,38</w:t>
+              <w:t>7,21</w:t>
             </w:r>
           </w:p>
         </w:tc>
@@ -23667,7 +23043,7 @@
                 <w:rFonts w:ascii="Arial" w:hAnsi="Arial"/>
                 <w:sz w:val="16"/>
               </w:rPr>
-              <w:t>75</w:t>
+              <w:t>74</w:t>
             </w:r>
           </w:p>
         </w:tc>
@@ -23685,7 +23061,7 @@
                 <w:rFonts w:ascii="Arial" w:hAnsi="Arial"/>
                 <w:sz w:val="16"/>
               </w:rPr>
-              <w:t>1,04</w:t>
+              <w:t>1,01</w:t>
             </w:r>
           </w:p>
         </w:tc>
@@ -23703,7 +23079,7 @@
                 <w:rFonts w:ascii="Arial" w:hAnsi="Arial"/>
                 <w:sz w:val="16"/>
               </w:rPr>
-              <w:t>0,99</w:t>
+              <w:t>0,93</w:t>
             </w:r>
           </w:p>
         </w:tc>
@@ -23756,7 +23132,7 @@
                 <w:rFonts w:ascii="Arial" w:hAnsi="Arial"/>
                 <w:sz w:val="16"/>
               </w:rPr>
-              <w:t>1 914</w:t>
+              <w:t>1 904</w:t>
             </w:r>
           </w:p>
         </w:tc>
@@ -23774,7 +23150,7 @@
                 <w:rFonts w:ascii="Arial" w:hAnsi="Arial"/>
                 <w:sz w:val="16"/>
               </w:rPr>
-              <w:t>30,16</w:t>
+              <w:t>29,89</w:t>
             </w:r>
           </w:p>
         </w:tc>
@@ -23792,7 +23168,7 @@
                 <w:rFonts w:ascii="Arial" w:hAnsi="Arial"/>
                 <w:sz w:val="16"/>
               </w:rPr>
-              <w:t>14,41</w:t>
+              <w:t>14,23</w:t>
             </w:r>
           </w:p>
         </w:tc>
@@ -23873,7 +23249,7 @@
           <w:i w:val="0"/>
           <w:sz w:val="21"/>
         </w:rPr>
-        <w:t>Эталон — «Ижевск Глазов» с GMROI 1,98. Медиана по дивизиону — 1,06.</w:t>
+        <w:t>Эталон — «Ижевск Глазов» с GMROI 1,95. Медиана по дивизиону — 1,03.</w:t>
       </w:r>
     </w:p>
     <w:tbl>
@@ -24071,7 +23447,7 @@
                 <w:rFonts w:ascii="Arial" w:hAnsi="Arial"/>
                 <w:sz w:val="16"/>
               </w:rPr>
-              <w:t>11,05</w:t>
+              <w:t>10,74</w:t>
             </w:r>
           </w:p>
         </w:tc>
@@ -24089,7 +23465,7 @@
                 <w:rFonts w:ascii="Arial" w:hAnsi="Arial"/>
                 <w:sz w:val="16"/>
               </w:rPr>
-              <w:t>210</w:t>
+              <w:t>211</w:t>
             </w:r>
           </w:p>
         </w:tc>
@@ -24107,7 +23483,7 @@
                 <w:rFonts w:ascii="Arial" w:hAnsi="Arial"/>
                 <w:sz w:val="16"/>
               </w:rPr>
-              <w:t>0,64</w:t>
+              <w:t>0,63</w:t>
             </w:r>
           </w:p>
         </w:tc>
@@ -24125,7 +23501,7 @@
                 <w:rFonts w:ascii="Arial" w:hAnsi="Arial"/>
                 <w:sz w:val="16"/>
               </w:rPr>
-              <w:t>3,47</w:t>
+              <w:t>3,25</w:t>
             </w:r>
           </w:p>
         </w:tc>
@@ -24143,7 +23519,7 @@
                 <w:rFonts w:ascii="Arial" w:hAnsi="Arial"/>
                 <w:sz w:val="16"/>
               </w:rPr>
-              <w:t>12,08</w:t>
+              <w:t>11,53</w:t>
             </w:r>
           </w:p>
         </w:tc>
@@ -24161,7 +23537,7 @@
                 <w:rFonts w:ascii="Arial" w:hAnsi="Arial"/>
                 <w:sz w:val="16"/>
               </w:rPr>
-              <w:t>7,12</w:t>
+              <w:t>6,99</w:t>
             </w:r>
           </w:p>
         </w:tc>
@@ -24196,7 +23572,7 @@
                 <w:rFonts w:ascii="Arial" w:hAnsi="Arial"/>
                 <w:sz w:val="16"/>
               </w:rPr>
-              <w:t>16,38</w:t>
+              <w:t>16,20</w:t>
             </w:r>
           </w:p>
         </w:tc>
@@ -24214,7 +23590,7 @@
                 <w:rFonts w:ascii="Arial" w:hAnsi="Arial"/>
                 <w:sz w:val="16"/>
               </w:rPr>
-              <w:t>110</w:t>
+              <w:t>119</w:t>
             </w:r>
           </w:p>
         </w:tc>
@@ -24232,7 +23608,7 @@
                 <w:rFonts w:ascii="Arial" w:hAnsi="Arial"/>
                 <w:sz w:val="16"/>
               </w:rPr>
-              <w:t>0,94</w:t>
+              <w:t>0,90</w:t>
             </w:r>
           </w:p>
         </w:tc>
@@ -24250,7 +23626,7 @@
                 <w:rFonts w:ascii="Arial" w:hAnsi="Arial"/>
                 <w:sz w:val="16"/>
               </w:rPr>
-              <w:t>1,57</w:t>
+              <w:t>1,83</w:t>
             </w:r>
           </w:p>
         </w:tc>
@@ -24268,7 +23644,7 @@
                 <w:rFonts w:ascii="Arial" w:hAnsi="Arial"/>
                 <w:sz w:val="16"/>
               </w:rPr>
-              <w:t>16,05</w:t>
+              <w:t>16,06</w:t>
             </w:r>
           </w:p>
         </w:tc>
@@ -24286,7 +23662,7 @@
                 <w:rFonts w:ascii="Arial" w:hAnsi="Arial"/>
                 <w:sz w:val="16"/>
               </w:rPr>
-              <w:t>4,42</w:t>
+              <w:t>5,39</w:t>
             </w:r>
           </w:p>
         </w:tc>
@@ -24321,7 +23697,7 @@
                 <w:rFonts w:ascii="Arial" w:hAnsi="Arial"/>
                 <w:sz w:val="16"/>
               </w:rPr>
-              <w:t>11,55</w:t>
+              <w:t>11,41</w:t>
             </w:r>
           </w:p>
         </w:tc>
@@ -24357,7 +23733,7 @@
                 <w:rFonts w:ascii="Arial" w:hAnsi="Arial"/>
                 <w:sz w:val="16"/>
               </w:rPr>
-              <w:t>1,17</w:t>
+              <w:t>1,16</w:t>
             </w:r>
           </w:p>
         </w:tc>
@@ -24393,7 +23769,7 @@
                 <w:rFonts w:ascii="Arial" w:hAnsi="Arial"/>
                 <w:sz w:val="16"/>
               </w:rPr>
-              <w:t>7,70</w:t>
+              <w:t>7,31</w:t>
             </w:r>
           </w:p>
         </w:tc>
@@ -24411,7 +23787,7 @@
                 <w:rFonts w:ascii="Arial" w:hAnsi="Arial"/>
                 <w:sz w:val="16"/>
               </w:rPr>
-              <w:t>5,02</w:t>
+              <w:t>5,15</w:t>
             </w:r>
           </w:p>
         </w:tc>
@@ -24446,7 +23822,7 @@
                 <w:rFonts w:ascii="Arial" w:hAnsi="Arial"/>
                 <w:sz w:val="16"/>
               </w:rPr>
-              <w:t>2,77</w:t>
+              <w:t>2,70</w:t>
             </w:r>
           </w:p>
         </w:tc>
@@ -24464,7 +23840,7 @@
                 <w:rFonts w:ascii="Arial" w:hAnsi="Arial"/>
                 <w:sz w:val="16"/>
               </w:rPr>
-              <w:t>83</w:t>
+              <w:t>82</w:t>
             </w:r>
           </w:p>
         </w:tc>
@@ -24482,7 +23858,7 @@
                 <w:rFonts w:ascii="Arial" w:hAnsi="Arial"/>
                 <w:sz w:val="16"/>
               </w:rPr>
-              <w:t>1,98</w:t>
+              <w:t>1,95</w:t>
             </w:r>
           </w:p>
         </w:tc>
@@ -24559,7 +23935,7 @@
           <w:i w:val="0"/>
           <w:sz w:val="21"/>
         </w:rPr>
-        <w:t>«Цель» — если отстающие подтянутся до медианы: +5,04 млн ₽ валовой прибыли в год. «Потолок» — если все сработают как лучший офис: +35,83 млн ₽; это теоретический максимум, а не план — у офисов разный ассортимент и разная клиентская база.</w:t>
+        <w:t>«Цель» — если отстающие подтянутся до медианы: +5,08 млн ₽ валовой прибыли в год. «Потолок» — если все сработают как лучший офис: +34,90 млн ₽; это теоретический максимум, а не план — у офисов разный ассортимент и разная клиентская база.</w:t>
       </w:r>
     </w:p>
     <w:p>
@@ -24588,7 +23964,7 @@
           <w:i w:val="0"/>
           <w:sz w:val="21"/>
         </w:rPr>
-        <w:t>При сохранении текущего темпа запас растёт на 1,08 млн ₽ в месяц. Через полгода это 48,4 млн ₽ против 42,5 млн ₽ сейчас (+14 %).</w:t>
+        <w:t>При сохранении текущего темпа запас растёт на 1,11 млн ₽ в месяц. Через полгода это 47,9 млн ₽ против 41,6 млн ₽ сейчас (+15 %).</w:t>
       </w:r>
     </w:p>
     <w:p>
@@ -24633,7 +24009,7 @@
       <w:r>
         <w:drawing>
           <wp:inline xmlns:a="http://schemas.openxmlformats.org/drawingml/2006/main" xmlns:pic="http://schemas.openxmlformats.org/drawingml/2006/picture">
-            <wp:extent cx="5760000" cy="2764988"/>
+            <wp:extent cx="5760000" cy="2732127"/>
             <wp:docPr id="5" name="Picture 5"/>
             <wp:cNvGraphicFramePr>
               <a:graphicFrameLocks noChangeAspect="1"/>
@@ -24654,7 +24030,7 @@
                   <pic:spPr>
                     <a:xfrm>
                       <a:off x="0" y="0"/>
-                      <a:ext cx="5760000" cy="2764988"/>
+                      <a:ext cx="5760000" cy="2732127"/>
                     </a:xfrm>
                     <a:prstGeom prst="rect"/>
                   </pic:spPr>
@@ -24889,7 +24265,7 @@
                 <w:rFonts w:ascii="Arial" w:hAnsi="Arial"/>
                 <w:sz w:val="17"/>
               </w:rPr>
-              <w:t>3,26</w:t>
+              <w:t>3,23</w:t>
             </w:r>
           </w:p>
         </w:tc>
@@ -24978,7 +24354,7 @@
                 <w:rFonts w:ascii="Arial" w:hAnsi="Arial"/>
                 <w:sz w:val="17"/>
               </w:rPr>
-              <w:t>4,94</w:t>
+              <w:t>4,91</w:t>
             </w:r>
           </w:p>
         </w:tc>
@@ -24996,7 +24372,7 @@
                 <w:rFonts w:ascii="Arial" w:hAnsi="Arial"/>
                 <w:sz w:val="17"/>
               </w:rPr>
-              <w:t>2,85</w:t>
+              <w:t>2,82</w:t>
             </w:r>
           </w:p>
         </w:tc>
@@ -25085,7 +24461,7 @@
                 <w:rFonts w:ascii="Arial" w:hAnsi="Arial"/>
                 <w:sz w:val="17"/>
               </w:rPr>
-              <w:t>5,39</w:t>
+              <w:t>5,15</w:t>
             </w:r>
           </w:p>
         </w:tc>
@@ -25103,7 +24479,7 @@
                 <w:rFonts w:ascii="Arial" w:hAnsi="Arial"/>
                 <w:sz w:val="17"/>
               </w:rPr>
-              <w:t>2,75</w:t>
+              <w:t>2,69</w:t>
             </w:r>
           </w:p>
         </w:tc>
@@ -25192,7 +24568,7 @@
                 <w:rFonts w:ascii="Arial" w:hAnsi="Arial"/>
                 <w:sz w:val="17"/>
               </w:rPr>
-              <w:t>2,43</w:t>
+              <w:t>2,41</w:t>
             </w:r>
           </w:p>
         </w:tc>
@@ -25210,7 +24586,7 @@
                 <w:rFonts w:ascii="Arial" w:hAnsi="Arial"/>
                 <w:sz w:val="17"/>
               </w:rPr>
-              <w:t>0,50</w:t>
+              <w:t>0,49</w:t>
             </w:r>
           </w:p>
         </w:tc>
@@ -25299,7 +24675,7 @@
                 <w:rFonts w:ascii="Arial" w:hAnsi="Arial"/>
                 <w:sz w:val="17"/>
               </w:rPr>
-              <w:t>0,65</w:t>
+              <w:t>0,58</w:t>
             </w:r>
           </w:p>
         </w:tc>
@@ -25317,7 +24693,7 @@
                 <w:rFonts w:ascii="Arial" w:hAnsi="Arial"/>
                 <w:sz w:val="17"/>
               </w:rPr>
-              <w:t>0,22</w:t>
+              <w:t>0,20</w:t>
             </w:r>
           </w:p>
         </w:tc>
@@ -25376,7 +24752,7 @@
           <w:i w:val="0"/>
           <w:sz w:val="21"/>
         </w:rPr>
-        <w:t>Поимённый план — лист «0.Задачи» в приложении: 314 строк, годовой эффект 11,88 млн ₽. По каждой позиции указано, что делать, где, сколько и в какой срок. Столбцы «Статус выполнения» и «Комментарий исполнителя» оставлены пустыми для заполнения в работе, а «Внимание» показывает, что нужно решить до исполнения.</w:t>
+        <w:t>Поимённый план — лист «0.Задачи» в приложении: 314 строк, годовой эффект 11,69 млн ₽. По каждой позиции указано, что делать, где, сколько и в какой срок. Столбцы «Статус выполнения» и «Комментарий исполнителя» оставлены пустыми для заполнения в работе, а «Внимание» показывает, что нужно решить до исполнения.</w:t>
       </w:r>
     </w:p>
     <w:p>
@@ -25545,7 +24921,7 @@
                 <w:rFonts w:ascii="Arial" w:hAnsi="Arial"/>
                 <w:sz w:val="16"/>
               </w:rPr>
-              <w:t>153</w:t>
+              <w:t>156</w:t>
             </w:r>
           </w:p>
         </w:tc>
@@ -25563,7 +24939,7 @@
                 <w:rFonts w:ascii="Arial" w:hAnsi="Arial"/>
                 <w:sz w:val="16"/>
               </w:rPr>
-              <w:t>5,37</w:t>
+              <w:t>5,41</w:t>
             </w:r>
           </w:p>
         </w:tc>
@@ -25652,7 +25028,7 @@
                 <w:rFonts w:ascii="Arial" w:hAnsi="Arial"/>
                 <w:sz w:val="16"/>
               </w:rPr>
-              <w:t>3,83</w:t>
+              <w:t>3,75</w:t>
             </w:r>
           </w:p>
         </w:tc>
@@ -25670,7 +25046,7 @@
                 <w:rFonts w:ascii="Arial" w:hAnsi="Arial"/>
                 <w:sz w:val="16"/>
               </w:rPr>
-              <w:t>2,08</w:t>
+              <w:t>2,03</w:t>
             </w:r>
           </w:p>
         </w:tc>
@@ -25741,7 +25117,7 @@
                 <w:rFonts w:ascii="Arial" w:hAnsi="Arial"/>
                 <w:sz w:val="16"/>
               </w:rPr>
-              <w:t>3,88</w:t>
+              <w:t>3,64</w:t>
             </w:r>
           </w:p>
         </w:tc>
@@ -25759,7 +25135,7 @@
                 <w:rFonts w:ascii="Arial" w:hAnsi="Arial"/>
                 <w:sz w:val="16"/>
               </w:rPr>
-              <w:t>1,92</w:t>
+              <w:t>1,85</w:t>
             </w:r>
           </w:p>
         </w:tc>
@@ -25990,7 +25366,7 @@
                 <w:rFonts w:ascii="Arial" w:hAnsi="Arial"/>
                 <w:sz w:val="16"/>
               </w:rPr>
-              <w:t>31</w:t>
+              <w:t>28</w:t>
             </w:r>
           </w:p>
         </w:tc>
@@ -26008,7 +25384,7 @@
                 <w:rFonts w:ascii="Arial" w:hAnsi="Arial"/>
                 <w:sz w:val="16"/>
               </w:rPr>
-              <w:t>0,50</w:t>
+              <w:t>0,45</w:t>
             </w:r>
           </w:p>
         </w:tc>
@@ -26026,7 +25402,7 @@
                 <w:rFonts w:ascii="Arial" w:hAnsi="Arial"/>
                 <w:sz w:val="16"/>
               </w:rPr>
-              <w:t>0,53</w:t>
+              <w:t>0,48</w:t>
             </w:r>
           </w:p>
         </w:tc>
@@ -26506,7 +25882,7 @@
                 <w:rFonts w:ascii="Arial" w:hAnsi="Arial"/>
                 <w:sz w:val="16"/>
               </w:rPr>
-              <w:t>Пересмотреть закупку — мелочь пакетом</w:t>
+              <w:t>Вывести — мелочь пакетом</w:t>
             </w:r>
           </w:p>
         </w:tc>
@@ -26542,7 +25918,7 @@
                 <w:rFonts w:ascii="Arial" w:hAnsi="Arial"/>
                 <w:sz w:val="16"/>
               </w:rPr>
-              <w:t>0,52</w:t>
+              <w:t>0,17</w:t>
             </w:r>
           </w:p>
         </w:tc>
@@ -26578,7 +25954,7 @@
                 <w:rFonts w:ascii="Arial" w:hAnsi="Arial"/>
                 <w:sz w:val="16"/>
               </w:rPr>
-              <w:t>2026-10-14</w:t>
+              <w:t>2026-11-08</w:t>
             </w:r>
           </w:p>
         </w:tc>
@@ -26595,7 +25971,7 @@
                 <w:rFonts w:ascii="Arial" w:hAnsi="Arial"/>
                 <w:sz w:val="16"/>
               </w:rPr>
-              <w:t>Вывести — мелочь пакетом</w:t>
+              <w:t>Пересмотреть закупку — мелочь пакетом</w:t>
             </w:r>
           </w:p>
         </w:tc>
@@ -26631,7 +26007,7 @@
                 <w:rFonts w:ascii="Arial" w:hAnsi="Arial"/>
                 <w:sz w:val="16"/>
               </w:rPr>
-              <w:t>0,17</w:t>
+              <w:t>0,51</w:t>
             </w:r>
           </w:p>
         </w:tc>
@@ -26667,7 +26043,7 @@
                 <w:rFonts w:ascii="Arial" w:hAnsi="Arial"/>
                 <w:sz w:val="16"/>
               </w:rPr>
-              <w:t>2026-11-08</w:t>
+              <w:t>2026-10-14</w:t>
             </w:r>
           </w:p>
         </w:tc>
@@ -27076,7 +26452,7 @@
                 <w:rFonts w:ascii="Arial" w:hAnsi="Arial"/>
                 <w:sz w:val="16"/>
               </w:rPr>
-              <w:t>0,05</w:t>
+              <w:t>0,04</w:t>
             </w:r>
           </w:p>
         </w:tc>
@@ -27094,7 +26470,7 @@
                 <w:rFonts w:ascii="Arial" w:hAnsi="Arial"/>
                 <w:sz w:val="16"/>
               </w:rPr>
-              <w:t>0,05</w:t>
+              <w:t>0,04</w:t>
             </w:r>
           </w:p>
         </w:tc>
@@ -27489,7 +26865,7 @@
                 <w:rFonts w:ascii="Arial" w:hAnsi="Arial"/>
                 <w:sz w:val="16"/>
               </w:rPr>
-              <w:t>0,84</w:t>
+              <w:t>0,80</w:t>
             </w:r>
           </w:p>
         </w:tc>
@@ -27524,7 +26900,7 @@
                 <w:rFonts w:ascii="Arial" w:hAnsi="Arial"/>
                 <w:sz w:val="16"/>
               </w:rPr>
-              <w:t>1,42</w:t>
+              <w:t>1,41</w:t>
             </w:r>
           </w:p>
         </w:tc>
@@ -27594,7 +26970,7 @@
                 <w:rFonts w:ascii="Arial" w:hAnsi="Arial"/>
                 <w:sz w:val="16"/>
               </w:rPr>
-              <w:t>2,54</w:t>
+              <w:t>2,49</w:t>
             </w:r>
           </w:p>
         </w:tc>
@@ -27629,7 +27005,7 @@
                 <w:rFonts w:ascii="Arial" w:hAnsi="Arial"/>
                 <w:sz w:val="16"/>
               </w:rPr>
-              <w:t>10,33</w:t>
+              <w:t>10,06</w:t>
             </w:r>
           </w:p>
         </w:tc>
@@ -27761,7 +27137,7 @@
                 <w:rFonts w:ascii="Arial" w:hAnsi="Arial"/>
                 <w:sz w:val="16"/>
               </w:rPr>
-              <w:t>229 строк</w:t>
+              <w:t>228 строк</w:t>
             </w:r>
           </w:p>
         </w:tc>
@@ -27920,7 +27296,7 @@
                 <w:rFonts w:ascii="Arial" w:hAnsi="Arial"/>
                 <w:sz w:val="16"/>
               </w:rPr>
-              <w:t>215 SKU</w:t>
+              <w:t>214 SKU</w:t>
             </w:r>
           </w:p>
         </w:tc>
@@ -27973,7 +27349,7 @@
                 <w:rFonts w:ascii="Arial" w:hAnsi="Arial"/>
                 <w:sz w:val="16"/>
               </w:rPr>
-              <w:t>14871 SKU</w:t>
+              <w:t>14503 SKU</w:t>
             </w:r>
           </w:p>
         </w:tc>
